--- a/Science Books/QED Course/Lesson 56 Compton Scattering.docx
+++ b/Science Books/QED Course/Lesson 56 Compton Scattering.docx
@@ -351,6 +351,59 @@
     </w:p>
     <w:p>
       <w:pPr>
+        <w:spacing w:before="160" w:after="160"/>
+        <w:jc w:val="center"/>
+      </w:pPr>
+      <w:r>
+        <w:rPr>
+          <w:rFonts w:ascii="Consolas" w:hAnsi="Consolas" w:cs="Consolas" w:eastAsia="Consolas"/>
+          <w:sz w:val="20"/>
+        </w:rPr>
+        <w:t xml:space="preserve">         γ(k)                 γ(k')              γ(k)                 γ(k')</w:t>
+      </w:r>
+      <w:r>
+        <w:rPr>
+          <w:rFonts w:ascii="Consolas" w:hAnsi="Consolas" w:cs="Consolas" w:eastAsia="Consolas"/>
+          <w:sz w:val="20"/>
+        </w:rPr>
+        <w:br/>
+        <w:t xml:space="preserve">          |                    |                  |                    |</w:t>
+      </w:r>
+      <w:r>
+        <w:rPr>
+          <w:rFonts w:ascii="Consolas" w:hAnsi="Consolas" w:cs="Consolas" w:eastAsia="Consolas"/>
+          <w:sz w:val="20"/>
+        </w:rPr>
+        <w:br/>
+        <w:t xml:space="preserve">          |                    |                  |                    |</w:t>
+      </w:r>
+      <w:r>
+        <w:rPr>
+          <w:rFonts w:ascii="Consolas" w:hAnsi="Consolas" w:cs="Consolas" w:eastAsia="Consolas"/>
+          <w:sz w:val="20"/>
+        </w:rPr>
+        <w:br/>
+        <w:t>e^{-} ----*--------------------*---- e^{-}     e^{-} ----*--------------------*---- e^{-}</w:t>
+      </w:r>
+      <w:r>
+        <w:rPr>
+          <w:rFonts w:ascii="Consolas" w:hAnsi="Consolas" w:cs="Consolas" w:eastAsia="Consolas"/>
+          <w:sz w:val="20"/>
+        </w:rPr>
+        <w:br/>
+        <w:t xml:space="preserve">       (p)      q_A = p+k     (p')                    (p)   q_B = p−k'     (p')</w:t>
+      </w:r>
+      <w:r>
+        <w:rPr>
+          <w:rFonts w:ascii="Consolas" w:hAnsi="Consolas" w:cs="Consolas" w:eastAsia="Consolas"/>
+          <w:sz w:val="20"/>
+        </w:rPr>
+        <w:br/>
+        <w:t xml:space="preserve">           diagram A,  s-channel                    diagram B,  u-channel</w:t>
+      </w:r>
+    </w:p>
+    <w:p>
+      <w:pPr>
         <w:pStyle w:val="Heading2"/>
       </w:pPr>
       <w:r>
@@ -378,7 +431,367 @@
       <m:oMathPara>
         <m:oMath>
           <m:r>
-            <m:t xml:space="preserve">i ℳ_A = (ie)² ū(p′)γ^β [i(q̸_A+m)/(q_A²−m²+iε)] γ^α u(p) ε_α(k)ε_β(k′) , qquad i ℳ_B = (ie)² ū(p′)γ^α [i(q̸_B+m)/(q_B²−m²+iε)] γ^β u(p) ε_α(k)ε_β(k′)</m:t>
+            <m:t xml:space="preserve">i</m:t>
+          </m:r>
+          <m:sSub>
+            <m:e>
+              <m:r>
+                <m:t xml:space="preserve">ℳ</m:t>
+              </m:r>
+            </m:e>
+            <m:sub>
+              <m:r>
+                <m:t xml:space="preserve">A</m:t>
+              </m:r>
+            </m:sub>
+          </m:sSub>
+          <m:r>
+            <m:t xml:space="preserve">=</m:t>
+          </m:r>
+          <m:sSup>
+            <m:e>
+              <m:r>
+                <m:t xml:space="preserve">ie</m:t>
+              </m:r>
+            </m:e>
+            <m:sup>
+              <m:r>
+                <m:t xml:space="preserve">2</m:t>
+              </m:r>
+            </m:sup>
+          </m:sSup>
+          <m:r>
+            <m:t xml:space="preserve">ū</m:t>
+          </m:r>
+          <m:r>
+            <m:t xml:space="preserve">p</m:t>
+          </m:r>
+          <m:r>
+            <m:t xml:space="preserve">′</m:t>
+          </m:r>
+          <m:sSup>
+            <m:e>
+              <m:r>
+                <m:t xml:space="preserve">γ</m:t>
+              </m:r>
+            </m:e>
+            <m:sup>
+              <m:r>
+                <m:t xml:space="preserve">β</m:t>
+              </m:r>
+            </m:sup>
+          </m:sSup>
+          <m:r>
+            <m:t xml:space="preserve">[</m:t>
+          </m:r>
+          <m:r>
+            <m:t xml:space="preserve">i</m:t>
+          </m:r>
+          <m:f>
+            <m:num>
+              <m:sSub>
+                <m:e>
+                  <m:acc>
+                    <m:accPr>
+                      <m:chr m:val="/"/>
+                    </m:accPr>
+                    <m:e>
+                      <m:r>
+                        <m:t xml:space="preserve">q</m:t>
+                      </m:r>
+                    </m:e>
+                  </m:acc>
+                </m:e>
+                <m:sub>
+                  <m:r>
+                    <m:t xml:space="preserve">A</m:t>
+                  </m:r>
+                </m:sub>
+              </m:sSub>
+              <m:r>
+                <m:t xml:space="preserve">+</m:t>
+              </m:r>
+              <m:r>
+                <m:t xml:space="preserve">m</m:t>
+              </m:r>
+            </m:num>
+            <m:den>
+              <m:sSubSup>
+                <m:e>
+                  <m:r>
+                    <m:t xml:space="preserve">q</m:t>
+                  </m:r>
+                </m:e>
+                <m:sub>
+                  <m:r>
+                    <m:t xml:space="preserve">A</m:t>
+                  </m:r>
+                </m:sub>
+                <m:sup>
+                  <m:r>
+                    <m:t xml:space="preserve">2</m:t>
+                  </m:r>
+                </m:sup>
+              </m:sSubSup>
+              <m:r>
+                <m:t xml:space="preserve">−</m:t>
+              </m:r>
+              <m:sSup>
+                <m:e>
+                  <m:r>
+                    <m:t xml:space="preserve">m</m:t>
+                  </m:r>
+                </m:e>
+                <m:sup>
+                  <m:r>
+                    <m:t xml:space="preserve">2</m:t>
+                  </m:r>
+                </m:sup>
+              </m:sSup>
+              <m:r>
+                <m:t xml:space="preserve">+</m:t>
+              </m:r>
+              <m:r>
+                <m:t xml:space="preserve">iε</m:t>
+              </m:r>
+            </m:den>
+          </m:f>
+          <m:r>
+            <m:t xml:space="preserve">]</m:t>
+          </m:r>
+          <m:sSup>
+            <m:e>
+              <m:r>
+                <m:t xml:space="preserve">γ</m:t>
+              </m:r>
+            </m:e>
+            <m:sup>
+              <m:r>
+                <m:t xml:space="preserve">α</m:t>
+              </m:r>
+            </m:sup>
+          </m:sSup>
+          <m:r>
+            <m:t xml:space="preserve">u</m:t>
+          </m:r>
+          <m:r>
+            <m:t xml:space="preserve">p</m:t>
+          </m:r>
+          <m:sSub>
+            <m:e>
+              <m:r>
+                <m:t xml:space="preserve">ε</m:t>
+              </m:r>
+            </m:e>
+            <m:sub>
+              <m:r>
+                <m:t xml:space="preserve">α</m:t>
+              </m:r>
+            </m:sub>
+          </m:sSub>
+          <m:r>
+            <m:t xml:space="preserve">k</m:t>
+          </m:r>
+          <m:sSub>
+            <m:e>
+              <m:r>
+                <m:t xml:space="preserve">ε</m:t>
+              </m:r>
+            </m:e>
+            <m:sub>
+              <m:r>
+                <m:t xml:space="preserve">β</m:t>
+              </m:r>
+            </m:sub>
+          </m:sSub>
+          <m:r>
+            <m:t xml:space="preserve">k</m:t>
+          </m:r>
+          <m:r>
+            <m:t xml:space="preserve">′</m:t>
+          </m:r>
+          <m:r>
+            <m:t xml:space="preserve">,</m:t>
+          </m:r>
+          <m:r>
+            <m:t xml:space="preserve">i</m:t>
+          </m:r>
+          <m:sSub>
+            <m:e>
+              <m:r>
+                <m:t xml:space="preserve">ℳ</m:t>
+              </m:r>
+            </m:e>
+            <m:sub>
+              <m:r>
+                <m:t xml:space="preserve">B</m:t>
+              </m:r>
+            </m:sub>
+          </m:sSub>
+          <m:r>
+            <m:t xml:space="preserve">=</m:t>
+          </m:r>
+          <m:sSup>
+            <m:e>
+              <m:r>
+                <m:t xml:space="preserve">ie</m:t>
+              </m:r>
+            </m:e>
+            <m:sup>
+              <m:r>
+                <m:t xml:space="preserve">2</m:t>
+              </m:r>
+            </m:sup>
+          </m:sSup>
+          <m:r>
+            <m:t xml:space="preserve">ū</m:t>
+          </m:r>
+          <m:r>
+            <m:t xml:space="preserve">p</m:t>
+          </m:r>
+          <m:r>
+            <m:t xml:space="preserve">′</m:t>
+          </m:r>
+          <m:sSup>
+            <m:e>
+              <m:r>
+                <m:t xml:space="preserve">γ</m:t>
+              </m:r>
+            </m:e>
+            <m:sup>
+              <m:r>
+                <m:t xml:space="preserve">α</m:t>
+              </m:r>
+            </m:sup>
+          </m:sSup>
+          <m:r>
+            <m:t xml:space="preserve">[</m:t>
+          </m:r>
+          <m:r>
+            <m:t xml:space="preserve">i</m:t>
+          </m:r>
+          <m:f>
+            <m:num>
+              <m:sSub>
+                <m:e>
+                  <m:acc>
+                    <m:accPr>
+                      <m:chr m:val="/"/>
+                    </m:accPr>
+                    <m:e>
+                      <m:r>
+                        <m:t xml:space="preserve">q</m:t>
+                      </m:r>
+                    </m:e>
+                  </m:acc>
+                </m:e>
+                <m:sub>
+                  <m:r>
+                    <m:t xml:space="preserve">B</m:t>
+                  </m:r>
+                </m:sub>
+              </m:sSub>
+              <m:r>
+                <m:t xml:space="preserve">+</m:t>
+              </m:r>
+              <m:r>
+                <m:t xml:space="preserve">m</m:t>
+              </m:r>
+            </m:num>
+            <m:den>
+              <m:sSubSup>
+                <m:e>
+                  <m:r>
+                    <m:t xml:space="preserve">q</m:t>
+                  </m:r>
+                </m:e>
+                <m:sub>
+                  <m:r>
+                    <m:t xml:space="preserve">B</m:t>
+                  </m:r>
+                </m:sub>
+                <m:sup>
+                  <m:r>
+                    <m:t xml:space="preserve">2</m:t>
+                  </m:r>
+                </m:sup>
+              </m:sSubSup>
+              <m:r>
+                <m:t xml:space="preserve">−</m:t>
+              </m:r>
+              <m:sSup>
+                <m:e>
+                  <m:r>
+                    <m:t xml:space="preserve">m</m:t>
+                  </m:r>
+                </m:e>
+                <m:sup>
+                  <m:r>
+                    <m:t xml:space="preserve">2</m:t>
+                  </m:r>
+                </m:sup>
+              </m:sSup>
+              <m:r>
+                <m:t xml:space="preserve">+</m:t>
+              </m:r>
+              <m:r>
+                <m:t xml:space="preserve">iε</m:t>
+              </m:r>
+            </m:den>
+          </m:f>
+          <m:r>
+            <m:t xml:space="preserve">]</m:t>
+          </m:r>
+          <m:sSup>
+            <m:e>
+              <m:r>
+                <m:t xml:space="preserve">γ</m:t>
+              </m:r>
+            </m:e>
+            <m:sup>
+              <m:r>
+                <m:t xml:space="preserve">β</m:t>
+              </m:r>
+            </m:sup>
+          </m:sSup>
+          <m:r>
+            <m:t xml:space="preserve">u</m:t>
+          </m:r>
+          <m:r>
+            <m:t xml:space="preserve">p</m:t>
+          </m:r>
+          <m:sSub>
+            <m:e>
+              <m:r>
+                <m:t xml:space="preserve">ε</m:t>
+              </m:r>
+            </m:e>
+            <m:sub>
+              <m:r>
+                <m:t xml:space="preserve">α</m:t>
+              </m:r>
+            </m:sub>
+          </m:sSub>
+          <m:r>
+            <m:t xml:space="preserve">k</m:t>
+          </m:r>
+          <m:sSub>
+            <m:e>
+              <m:r>
+                <m:t xml:space="preserve">ε</m:t>
+              </m:r>
+            </m:e>
+            <m:sub>
+              <m:r>
+                <m:t xml:space="preserve">β</m:t>
+              </m:r>
+            </m:sub>
+          </m:sSub>
+          <m:r>
+            <m:t xml:space="preserve">k</m:t>
+          </m:r>
+          <m:r>
+            <m:t xml:space="preserve">′</m:t>
           </m:r>
         </m:oMath>
       </m:oMathPara>
@@ -395,8 +808,162 @@
       </w:pPr>
       <m:oMathPara>
         <m:oMath>
+          <m:sSub>
+            <m:e>
+              <m:r>
+                <m:t xml:space="preserve">T</m:t>
+              </m:r>
+            </m:e>
+            <m:sub>
+              <m:r>
+                <m:t xml:space="preserve">AA</m:t>
+              </m:r>
+            </m:sub>
+          </m:sSub>
           <m:r>
-            <m:t xml:space="preserve">T_(AA) = Tr[(p̸′+m)γ^β(q̸_A+m)γ^α(p̸+m)γ_α(q̸_A+m)γ_β]</m:t>
+            <m:t xml:space="preserve">=</m:t>
+          </m:r>
+          <m:r>
+            <m:t xml:space="preserve">Tr</m:t>
+          </m:r>
+          <m:r>
+            <m:t xml:space="preserve">[</m:t>
+          </m:r>
+          <m:acc>
+            <m:accPr>
+              <m:chr m:val="/"/>
+            </m:accPr>
+            <m:e>
+              <m:r>
+                <m:t xml:space="preserve">p</m:t>
+              </m:r>
+            </m:e>
+          </m:acc>
+          <m:r>
+            <m:t xml:space="preserve">′</m:t>
+          </m:r>
+          <m:r>
+            <m:t xml:space="preserve">+</m:t>
+          </m:r>
+          <m:r>
+            <m:t xml:space="preserve">m</m:t>
+          </m:r>
+          <m:sSup>
+            <m:e>
+              <m:r>
+                <m:t xml:space="preserve">γ</m:t>
+              </m:r>
+            </m:e>
+            <m:sup>
+              <m:r>
+                <m:t xml:space="preserve">β</m:t>
+              </m:r>
+            </m:sup>
+          </m:sSup>
+          <m:sSub>
+            <m:e>
+              <m:acc>
+                <m:accPr>
+                  <m:chr m:val="/"/>
+                </m:accPr>
+                <m:e>
+                  <m:r>
+                    <m:t xml:space="preserve">q</m:t>
+                  </m:r>
+                </m:e>
+              </m:acc>
+            </m:e>
+            <m:sub>
+              <m:r>
+                <m:t xml:space="preserve">A</m:t>
+              </m:r>
+            </m:sub>
+          </m:sSub>
+          <m:r>
+            <m:t xml:space="preserve">+</m:t>
+          </m:r>
+          <m:r>
+            <m:t xml:space="preserve">m</m:t>
+          </m:r>
+          <m:sSup>
+            <m:e>
+              <m:r>
+                <m:t xml:space="preserve">γ</m:t>
+              </m:r>
+            </m:e>
+            <m:sup>
+              <m:r>
+                <m:t xml:space="preserve">α</m:t>
+              </m:r>
+            </m:sup>
+          </m:sSup>
+          <m:acc>
+            <m:accPr>
+              <m:chr m:val="/"/>
+            </m:accPr>
+            <m:e>
+              <m:r>
+                <m:t xml:space="preserve">p</m:t>
+              </m:r>
+            </m:e>
+          </m:acc>
+          <m:r>
+            <m:t xml:space="preserve">+</m:t>
+          </m:r>
+          <m:r>
+            <m:t xml:space="preserve">m</m:t>
+          </m:r>
+          <m:sSub>
+            <m:e>
+              <m:r>
+                <m:t xml:space="preserve">γ</m:t>
+              </m:r>
+            </m:e>
+            <m:sub>
+              <m:r>
+                <m:t xml:space="preserve">α</m:t>
+              </m:r>
+            </m:sub>
+          </m:sSub>
+          <m:sSub>
+            <m:e>
+              <m:acc>
+                <m:accPr>
+                  <m:chr m:val="/"/>
+                </m:accPr>
+                <m:e>
+                  <m:r>
+                    <m:t xml:space="preserve">q</m:t>
+                  </m:r>
+                </m:e>
+              </m:acc>
+            </m:e>
+            <m:sub>
+              <m:r>
+                <m:t xml:space="preserve">A</m:t>
+              </m:r>
+            </m:sub>
+          </m:sSub>
+          <m:r>
+            <m:t xml:space="preserve">+</m:t>
+          </m:r>
+          <m:r>
+            <m:t xml:space="preserve">m</m:t>
+          </m:r>
+          <m:sSub>
+            <m:e>
+              <m:r>
+                <m:t xml:space="preserve">γ</m:t>
+              </m:r>
+            </m:e>
+            <m:sub>
+              <m:r>
+                <m:t xml:space="preserve">β</m:t>
+              </m:r>
+            </m:sub>
+          </m:sSub>
+          <m:r>
+            <m:t xml:space="preserve">]</m:t>
           </m:r>
         </m:oMath>
       </m:oMathPara>
@@ -408,8 +975,162 @@
       </w:pPr>
       <m:oMathPara>
         <m:oMath>
+          <m:sSub>
+            <m:e>
+              <m:r>
+                <m:t xml:space="preserve">T</m:t>
+              </m:r>
+            </m:e>
+            <m:sub>
+              <m:r>
+                <m:t xml:space="preserve">BB</m:t>
+              </m:r>
+            </m:sub>
+          </m:sSub>
           <m:r>
-            <m:t xml:space="preserve">T_(BB) = Tr[(p̸′+m)γ^α(q̸_B+m)γ^β(p̸+m)γ_β(q̸_B+m)γ_α]</m:t>
+            <m:t xml:space="preserve">=</m:t>
+          </m:r>
+          <m:r>
+            <m:t xml:space="preserve">Tr</m:t>
+          </m:r>
+          <m:r>
+            <m:t xml:space="preserve">[</m:t>
+          </m:r>
+          <m:acc>
+            <m:accPr>
+              <m:chr m:val="/"/>
+            </m:accPr>
+            <m:e>
+              <m:r>
+                <m:t xml:space="preserve">p</m:t>
+              </m:r>
+            </m:e>
+          </m:acc>
+          <m:r>
+            <m:t xml:space="preserve">′</m:t>
+          </m:r>
+          <m:r>
+            <m:t xml:space="preserve">+</m:t>
+          </m:r>
+          <m:r>
+            <m:t xml:space="preserve">m</m:t>
+          </m:r>
+          <m:sSup>
+            <m:e>
+              <m:r>
+                <m:t xml:space="preserve">γ</m:t>
+              </m:r>
+            </m:e>
+            <m:sup>
+              <m:r>
+                <m:t xml:space="preserve">α</m:t>
+              </m:r>
+            </m:sup>
+          </m:sSup>
+          <m:sSub>
+            <m:e>
+              <m:acc>
+                <m:accPr>
+                  <m:chr m:val="/"/>
+                </m:accPr>
+                <m:e>
+                  <m:r>
+                    <m:t xml:space="preserve">q</m:t>
+                  </m:r>
+                </m:e>
+              </m:acc>
+            </m:e>
+            <m:sub>
+              <m:r>
+                <m:t xml:space="preserve">B</m:t>
+              </m:r>
+            </m:sub>
+          </m:sSub>
+          <m:r>
+            <m:t xml:space="preserve">+</m:t>
+          </m:r>
+          <m:r>
+            <m:t xml:space="preserve">m</m:t>
+          </m:r>
+          <m:sSup>
+            <m:e>
+              <m:r>
+                <m:t xml:space="preserve">γ</m:t>
+              </m:r>
+            </m:e>
+            <m:sup>
+              <m:r>
+                <m:t xml:space="preserve">β</m:t>
+              </m:r>
+            </m:sup>
+          </m:sSup>
+          <m:acc>
+            <m:accPr>
+              <m:chr m:val="/"/>
+            </m:accPr>
+            <m:e>
+              <m:r>
+                <m:t xml:space="preserve">p</m:t>
+              </m:r>
+            </m:e>
+          </m:acc>
+          <m:r>
+            <m:t xml:space="preserve">+</m:t>
+          </m:r>
+          <m:r>
+            <m:t xml:space="preserve">m</m:t>
+          </m:r>
+          <m:sSub>
+            <m:e>
+              <m:r>
+                <m:t xml:space="preserve">γ</m:t>
+              </m:r>
+            </m:e>
+            <m:sub>
+              <m:r>
+                <m:t xml:space="preserve">β</m:t>
+              </m:r>
+            </m:sub>
+          </m:sSub>
+          <m:sSub>
+            <m:e>
+              <m:acc>
+                <m:accPr>
+                  <m:chr m:val="/"/>
+                </m:accPr>
+                <m:e>
+                  <m:r>
+                    <m:t xml:space="preserve">q</m:t>
+                  </m:r>
+                </m:e>
+              </m:acc>
+            </m:e>
+            <m:sub>
+              <m:r>
+                <m:t xml:space="preserve">B</m:t>
+              </m:r>
+            </m:sub>
+          </m:sSub>
+          <m:r>
+            <m:t xml:space="preserve">+</m:t>
+          </m:r>
+          <m:r>
+            <m:t xml:space="preserve">m</m:t>
+          </m:r>
+          <m:sSub>
+            <m:e>
+              <m:r>
+                <m:t xml:space="preserve">γ</m:t>
+              </m:r>
+            </m:e>
+            <m:sub>
+              <m:r>
+                <m:t xml:space="preserve">α</m:t>
+              </m:r>
+            </m:sub>
+          </m:sSub>
+          <m:r>
+            <m:t xml:space="preserve">]</m:t>
           </m:r>
         </m:oMath>
       </m:oMathPara>
@@ -421,8 +1142,162 @@
       </w:pPr>
       <m:oMathPara>
         <m:oMath>
+          <m:sSub>
+            <m:e>
+              <m:r>
+                <m:t xml:space="preserve">T</m:t>
+              </m:r>
+            </m:e>
+            <m:sub>
+              <m:r>
+                <m:t xml:space="preserve">AB</m:t>
+              </m:r>
+            </m:sub>
+          </m:sSub>
           <m:r>
-            <m:t xml:space="preserve">T_(AB) = Tr[(p̸′+m)γ^β(q̸_A+m)γ^α(p̸+m)γ_β(q̸_B+m)γ_α]</m:t>
+            <m:t xml:space="preserve">=</m:t>
+          </m:r>
+          <m:r>
+            <m:t xml:space="preserve">Tr</m:t>
+          </m:r>
+          <m:r>
+            <m:t xml:space="preserve">[</m:t>
+          </m:r>
+          <m:acc>
+            <m:accPr>
+              <m:chr m:val="/"/>
+            </m:accPr>
+            <m:e>
+              <m:r>
+                <m:t xml:space="preserve">p</m:t>
+              </m:r>
+            </m:e>
+          </m:acc>
+          <m:r>
+            <m:t xml:space="preserve">′</m:t>
+          </m:r>
+          <m:r>
+            <m:t xml:space="preserve">+</m:t>
+          </m:r>
+          <m:r>
+            <m:t xml:space="preserve">m</m:t>
+          </m:r>
+          <m:sSup>
+            <m:e>
+              <m:r>
+                <m:t xml:space="preserve">γ</m:t>
+              </m:r>
+            </m:e>
+            <m:sup>
+              <m:r>
+                <m:t xml:space="preserve">β</m:t>
+              </m:r>
+            </m:sup>
+          </m:sSup>
+          <m:sSub>
+            <m:e>
+              <m:acc>
+                <m:accPr>
+                  <m:chr m:val="/"/>
+                </m:accPr>
+                <m:e>
+                  <m:r>
+                    <m:t xml:space="preserve">q</m:t>
+                  </m:r>
+                </m:e>
+              </m:acc>
+            </m:e>
+            <m:sub>
+              <m:r>
+                <m:t xml:space="preserve">A</m:t>
+              </m:r>
+            </m:sub>
+          </m:sSub>
+          <m:r>
+            <m:t xml:space="preserve">+</m:t>
+          </m:r>
+          <m:r>
+            <m:t xml:space="preserve">m</m:t>
+          </m:r>
+          <m:sSup>
+            <m:e>
+              <m:r>
+                <m:t xml:space="preserve">γ</m:t>
+              </m:r>
+            </m:e>
+            <m:sup>
+              <m:r>
+                <m:t xml:space="preserve">α</m:t>
+              </m:r>
+            </m:sup>
+          </m:sSup>
+          <m:acc>
+            <m:accPr>
+              <m:chr m:val="/"/>
+            </m:accPr>
+            <m:e>
+              <m:r>
+                <m:t xml:space="preserve">p</m:t>
+              </m:r>
+            </m:e>
+          </m:acc>
+          <m:r>
+            <m:t xml:space="preserve">+</m:t>
+          </m:r>
+          <m:r>
+            <m:t xml:space="preserve">m</m:t>
+          </m:r>
+          <m:sSub>
+            <m:e>
+              <m:r>
+                <m:t xml:space="preserve">γ</m:t>
+              </m:r>
+            </m:e>
+            <m:sub>
+              <m:r>
+                <m:t xml:space="preserve">β</m:t>
+              </m:r>
+            </m:sub>
+          </m:sSub>
+          <m:sSub>
+            <m:e>
+              <m:acc>
+                <m:accPr>
+                  <m:chr m:val="/"/>
+                </m:accPr>
+                <m:e>
+                  <m:r>
+                    <m:t xml:space="preserve">q</m:t>
+                  </m:r>
+                </m:e>
+              </m:acc>
+            </m:e>
+            <m:sub>
+              <m:r>
+                <m:t xml:space="preserve">B</m:t>
+              </m:r>
+            </m:sub>
+          </m:sSub>
+          <m:r>
+            <m:t xml:space="preserve">+</m:t>
+          </m:r>
+          <m:r>
+            <m:t xml:space="preserve">m</m:t>
+          </m:r>
+          <m:sSub>
+            <m:e>
+              <m:r>
+                <m:t xml:space="preserve">γ</m:t>
+              </m:r>
+            </m:e>
+            <m:sub>
+              <m:r>
+                <m:t xml:space="preserve">α</m:t>
+              </m:r>
+            </m:sub>
+          </m:sSub>
+          <m:r>
+            <m:t xml:space="preserve">]</m:t>
           </m:r>
         </m:oMath>
       </m:oMathPara>
@@ -486,8 +1361,97 @@
       </w:pPr>
       <m:oMathPara>
         <m:oMath>
+          <m:sSub>
+            <m:e>
+              <m:r>
+                <m:t xml:space="preserve">T</m:t>
+              </m:r>
+            </m:e>
+            <m:sub>
+              <m:r>
+                <m:t xml:space="preserve">AA</m:t>
+              </m:r>
+            </m:sub>
+          </m:sSub>
           <m:r>
-            <m:t xml:space="preserve">T_(AA) = 32(q_A·p)(q_A·p′) − 16 q_A²(p·p′)</m:t>
+            <m:t xml:space="preserve">=</m:t>
+          </m:r>
+          <m:r>
+            <m:t xml:space="preserve">32</m:t>
+          </m:r>
+          <m:sSub>
+            <m:e>
+              <m:r>
+                <m:t xml:space="preserve">q</m:t>
+              </m:r>
+            </m:e>
+            <m:sub>
+              <m:r>
+                <m:t xml:space="preserve">A</m:t>
+              </m:r>
+            </m:sub>
+          </m:sSub>
+          <m:r>
+            <m:t xml:space="preserve">·</m:t>
+          </m:r>
+          <m:r>
+            <m:t xml:space="preserve">p</m:t>
+          </m:r>
+          <m:sSub>
+            <m:e>
+              <m:r>
+                <m:t xml:space="preserve">q</m:t>
+              </m:r>
+            </m:e>
+            <m:sub>
+              <m:r>
+                <m:t xml:space="preserve">A</m:t>
+              </m:r>
+            </m:sub>
+          </m:sSub>
+          <m:r>
+            <m:t xml:space="preserve">·</m:t>
+          </m:r>
+          <m:r>
+            <m:t xml:space="preserve">p</m:t>
+          </m:r>
+          <m:r>
+            <m:t xml:space="preserve">′</m:t>
+          </m:r>
+          <m:r>
+            <m:t xml:space="preserve">−</m:t>
+          </m:r>
+          <m:r>
+            <m:t xml:space="preserve">16</m:t>
+          </m:r>
+          <m:sSubSup>
+            <m:e>
+              <m:r>
+                <m:t xml:space="preserve">q</m:t>
+              </m:r>
+            </m:e>
+            <m:sub>
+              <m:r>
+                <m:t xml:space="preserve">A</m:t>
+              </m:r>
+            </m:sub>
+            <m:sup>
+              <m:r>
+                <m:t xml:space="preserve">2</m:t>
+              </m:r>
+            </m:sup>
+          </m:sSubSup>
+          <m:r>
+            <m:t xml:space="preserve">p</m:t>
+          </m:r>
+          <m:r>
+            <m:t xml:space="preserve">·</m:t>
+          </m:r>
+          <m:r>
+            <m:t xml:space="preserve">p</m:t>
+          </m:r>
+          <m:r>
+            <m:t xml:space="preserve">′</m:t>
           </m:r>
         </m:oMath>
       </m:oMathPara>
@@ -504,8 +1468,113 @@
       </w:pPr>
       <m:oMathPara>
         <m:oMath>
+          <m:sSub>
+            <m:e>
+              <m:r>
+                <m:t xml:space="preserve">T</m:t>
+              </m:r>
+            </m:e>
+            <m:sub>
+              <m:r>
+                <m:t xml:space="preserve">AA</m:t>
+              </m:r>
+            </m:sub>
+          </m:sSub>
           <m:r>
-            <m:t xml:space="preserve">T_(AA) = 32(s/2)(s/2) − 16s(−t/2) = 8s² + 8st = 8s(s+t) = −8su</m:t>
+            <m:t xml:space="preserve">=</m:t>
+          </m:r>
+          <m:r>
+            <m:t xml:space="preserve">32</m:t>
+          </m:r>
+          <m:f>
+            <m:num>
+              <m:r>
+                <m:t xml:space="preserve">s</m:t>
+              </m:r>
+            </m:num>
+            <m:den>
+              <m:r>
+                <m:t xml:space="preserve">2</m:t>
+              </m:r>
+            </m:den>
+          </m:f>
+          <m:f>
+            <m:num>
+              <m:r>
+                <m:t xml:space="preserve">s</m:t>
+              </m:r>
+            </m:num>
+            <m:den>
+              <m:r>
+                <m:t xml:space="preserve">2</m:t>
+              </m:r>
+            </m:den>
+          </m:f>
+          <m:r>
+            <m:t xml:space="preserve">−</m:t>
+          </m:r>
+          <m:r>
+            <m:t xml:space="preserve">16s</m:t>
+          </m:r>
+          <m:r>
+            <m:t xml:space="preserve">−</m:t>
+          </m:r>
+          <m:f>
+            <m:num>
+              <m:r>
+                <m:t xml:space="preserve">t</m:t>
+              </m:r>
+            </m:num>
+            <m:den>
+              <m:r>
+                <m:t xml:space="preserve">2</m:t>
+              </m:r>
+            </m:den>
+          </m:f>
+          <m:r>
+            <m:t xml:space="preserve">=</m:t>
+          </m:r>
+          <m:sSup>
+            <m:e>
+              <m:r>
+                <m:t xml:space="preserve">8s</m:t>
+              </m:r>
+            </m:e>
+            <m:sup>
+              <m:r>
+                <m:t xml:space="preserve">2</m:t>
+              </m:r>
+            </m:sup>
+          </m:sSup>
+          <m:r>
+            <m:t xml:space="preserve">+</m:t>
+          </m:r>
+          <m:r>
+            <m:t xml:space="preserve">8st</m:t>
+          </m:r>
+          <m:r>
+            <m:t xml:space="preserve">=</m:t>
+          </m:r>
+          <m:r>
+            <m:t xml:space="preserve">8s</m:t>
+          </m:r>
+          <m:r>
+            <m:t xml:space="preserve">s</m:t>
+          </m:r>
+          <m:r>
+            <m:t xml:space="preserve">+</m:t>
+          </m:r>
+          <m:r>
+            <m:t xml:space="preserve">t</m:t>
+          </m:r>
+          <m:r>
+            <m:t xml:space="preserve">=</m:t>
+          </m:r>
+          <m:r>
+            <m:t xml:space="preserve">−</m:t>
+          </m:r>
+          <m:r>
+            <m:t xml:space="preserve">8su</m:t>
           </m:r>
         </m:oMath>
       </m:oMathPara>
@@ -556,9 +1625,127 @@
       </w:pPr>
       <m:oMathPara>
         <m:oMath>
+          <m:sSup>
+            <m:e>
+              <m:r>
+                <m:t xml:space="preserve">γ</m:t>
+              </m:r>
+            </m:e>
+            <m:sup>
+              <m:r>
+                <m:t xml:space="preserve">α</m:t>
+              </m:r>
+            </m:sup>
+          </m:sSup>
           <m:r>
-            <m:t xml:space="preserve">γ^α [ p̸ γ_β q̸_B ] γ_α = − 2 q̸_B γ_β p̸</m:t>
+            <m:t xml:space="preserve">[</m:t>
           </m:r>
+          <m:acc>
+            <m:accPr>
+              <m:chr m:val="/"/>
+            </m:accPr>
+            <m:e>
+              <m:r>
+                <m:t xml:space="preserve">p</m:t>
+              </m:r>
+            </m:e>
+          </m:acc>
+          <m:sSub>
+            <m:e>
+              <m:r>
+                <m:t xml:space="preserve">γ</m:t>
+              </m:r>
+            </m:e>
+            <m:sub>
+              <m:r>
+                <m:t xml:space="preserve">β</m:t>
+              </m:r>
+            </m:sub>
+          </m:sSub>
+          <m:sSub>
+            <m:e>
+              <m:acc>
+                <m:accPr>
+                  <m:chr m:val="/"/>
+                </m:accPr>
+                <m:e>
+                  <m:r>
+                    <m:t xml:space="preserve">q</m:t>
+                  </m:r>
+                </m:e>
+              </m:acc>
+            </m:e>
+            <m:sub>
+              <m:r>
+                <m:t xml:space="preserve">B</m:t>
+              </m:r>
+            </m:sub>
+          </m:sSub>
+          <m:r>
+            <m:t xml:space="preserve">]</m:t>
+          </m:r>
+          <m:sSub>
+            <m:e>
+              <m:r>
+                <m:t xml:space="preserve">γ</m:t>
+              </m:r>
+            </m:e>
+            <m:sub>
+              <m:r>
+                <m:t xml:space="preserve">α</m:t>
+              </m:r>
+            </m:sub>
+          </m:sSub>
+          <m:r>
+            <m:t xml:space="preserve">=</m:t>
+          </m:r>
+          <m:r>
+            <m:t xml:space="preserve">−</m:t>
+          </m:r>
+          <m:r>
+            <m:t xml:space="preserve">2</m:t>
+          </m:r>
+          <m:sSub>
+            <m:e>
+              <m:acc>
+                <m:accPr>
+                  <m:chr m:val="/"/>
+                </m:accPr>
+                <m:e>
+                  <m:r>
+                    <m:t xml:space="preserve">q</m:t>
+                  </m:r>
+                </m:e>
+              </m:acc>
+            </m:e>
+            <m:sub>
+              <m:r>
+                <m:t xml:space="preserve">B</m:t>
+              </m:r>
+            </m:sub>
+          </m:sSub>
+          <m:sSub>
+            <m:e>
+              <m:r>
+                <m:t xml:space="preserve">γ</m:t>
+              </m:r>
+            </m:e>
+            <m:sub>
+              <m:r>
+                <m:t xml:space="preserve">β</m:t>
+              </m:r>
+            </m:sub>
+          </m:sSub>
+          <m:acc>
+            <m:accPr>
+              <m:chr m:val="/"/>
+            </m:accPr>
+            <m:e>
+              <m:r>
+                <m:t xml:space="preserve">p</m:t>
+              </m:r>
+            </m:e>
+          </m:acc>
         </m:oMath>
       </m:oMathPara>
     </w:p>
@@ -574,8 +1761,223 @@
       </w:pPr>
       <m:oMathPara>
         <m:oMath>
+          <m:sSub>
+            <m:e>
+              <m:r>
+                <m:t xml:space="preserve">T</m:t>
+              </m:r>
+            </m:e>
+            <m:sub>
+              <m:r>
+                <m:t xml:space="preserve">AB</m:t>
+              </m:r>
+            </m:sub>
+          </m:sSub>
           <m:r>
-            <m:t xml:space="preserve">T_(AB) = Tr[ p̸′ γ^β q̸_A ( −2 q̸_B γ_β p̸ ) ] = − 2 Tr[ p̸′ γ^β q̸_A q̸_B γ_β p̸ ]</m:t>
+            <m:t xml:space="preserve">=</m:t>
+          </m:r>
+          <m:r>
+            <m:t xml:space="preserve">Tr</m:t>
+          </m:r>
+          <m:r>
+            <m:t xml:space="preserve">[</m:t>
+          </m:r>
+          <m:acc>
+            <m:accPr>
+              <m:chr m:val="/"/>
+            </m:accPr>
+            <m:e>
+              <m:r>
+                <m:t xml:space="preserve">p</m:t>
+              </m:r>
+            </m:e>
+          </m:acc>
+          <m:r>
+            <m:t xml:space="preserve">′</m:t>
+          </m:r>
+          <m:sSup>
+            <m:e>
+              <m:r>
+                <m:t xml:space="preserve">γ</m:t>
+              </m:r>
+            </m:e>
+            <m:sup>
+              <m:r>
+                <m:t xml:space="preserve">β</m:t>
+              </m:r>
+            </m:sup>
+          </m:sSup>
+          <m:sSub>
+            <m:e>
+              <m:acc>
+                <m:accPr>
+                  <m:chr m:val="/"/>
+                </m:accPr>
+                <m:e>
+                  <m:r>
+                    <m:t xml:space="preserve">q</m:t>
+                  </m:r>
+                </m:e>
+              </m:acc>
+            </m:e>
+            <m:sub>
+              <m:r>
+                <m:t xml:space="preserve">A</m:t>
+              </m:r>
+            </m:sub>
+          </m:sSub>
+          <m:r>
+            <m:t xml:space="preserve">−</m:t>
+          </m:r>
+          <m:r>
+            <m:t xml:space="preserve">2</m:t>
+          </m:r>
+          <m:sSub>
+            <m:e>
+              <m:acc>
+                <m:accPr>
+                  <m:chr m:val="/"/>
+                </m:accPr>
+                <m:e>
+                  <m:r>
+                    <m:t xml:space="preserve">q</m:t>
+                  </m:r>
+                </m:e>
+              </m:acc>
+            </m:e>
+            <m:sub>
+              <m:r>
+                <m:t xml:space="preserve">B</m:t>
+              </m:r>
+            </m:sub>
+          </m:sSub>
+          <m:sSub>
+            <m:e>
+              <m:r>
+                <m:t xml:space="preserve">γ</m:t>
+              </m:r>
+            </m:e>
+            <m:sub>
+              <m:r>
+                <m:t xml:space="preserve">β</m:t>
+              </m:r>
+            </m:sub>
+          </m:sSub>
+          <m:acc>
+            <m:accPr>
+              <m:chr m:val="/"/>
+            </m:accPr>
+            <m:e>
+              <m:r>
+                <m:t xml:space="preserve">p</m:t>
+              </m:r>
+            </m:e>
+          </m:acc>
+          <m:r>
+            <m:t xml:space="preserve">]</m:t>
+          </m:r>
+          <m:r>
+            <m:t xml:space="preserve">=</m:t>
+          </m:r>
+          <m:r>
+            <m:t xml:space="preserve">−</m:t>
+          </m:r>
+          <m:r>
+            <m:t xml:space="preserve">2</m:t>
+          </m:r>
+          <m:r>
+            <m:t xml:space="preserve">Tr</m:t>
+          </m:r>
+          <m:r>
+            <m:t xml:space="preserve">[</m:t>
+          </m:r>
+          <m:acc>
+            <m:accPr>
+              <m:chr m:val="/"/>
+            </m:accPr>
+            <m:e>
+              <m:r>
+                <m:t xml:space="preserve">p</m:t>
+              </m:r>
+            </m:e>
+          </m:acc>
+          <m:r>
+            <m:t xml:space="preserve">′</m:t>
+          </m:r>
+          <m:sSup>
+            <m:e>
+              <m:r>
+                <m:t xml:space="preserve">γ</m:t>
+              </m:r>
+            </m:e>
+            <m:sup>
+              <m:r>
+                <m:t xml:space="preserve">β</m:t>
+              </m:r>
+            </m:sup>
+          </m:sSup>
+          <m:sSub>
+            <m:e>
+              <m:acc>
+                <m:accPr>
+                  <m:chr m:val="/"/>
+                </m:accPr>
+                <m:e>
+                  <m:r>
+                    <m:t xml:space="preserve">q</m:t>
+                  </m:r>
+                </m:e>
+              </m:acc>
+            </m:e>
+            <m:sub>
+              <m:r>
+                <m:t xml:space="preserve">A</m:t>
+              </m:r>
+            </m:sub>
+          </m:sSub>
+          <m:sSub>
+            <m:e>
+              <m:acc>
+                <m:accPr>
+                  <m:chr m:val="/"/>
+                </m:accPr>
+                <m:e>
+                  <m:r>
+                    <m:t xml:space="preserve">q</m:t>
+                  </m:r>
+                </m:e>
+              </m:acc>
+            </m:e>
+            <m:sub>
+              <m:r>
+                <m:t xml:space="preserve">B</m:t>
+              </m:r>
+            </m:sub>
+          </m:sSub>
+          <m:sSub>
+            <m:e>
+              <m:r>
+                <m:t xml:space="preserve">γ</m:t>
+              </m:r>
+            </m:e>
+            <m:sub>
+              <m:r>
+                <m:t xml:space="preserve">β</m:t>
+              </m:r>
+            </m:sub>
+          </m:sSub>
+          <m:acc>
+            <m:accPr>
+              <m:chr m:val="/"/>
+            </m:accPr>
+            <m:e>
+              <m:r>
+                <m:t xml:space="preserve">p</m:t>
+              </m:r>
+            </m:e>
+          </m:acc>
+          <m:r>
+            <m:t xml:space="preserve">]</m:t>
           </m:r>
         </m:oMath>
       </m:oMathPara>
@@ -600,8 +2002,103 @@
       </w:pPr>
       <m:oMathPara>
         <m:oMath>
+          <m:sSup>
+            <m:e>
+              <m:r>
+                <m:t xml:space="preserve">γ</m:t>
+              </m:r>
+            </m:e>
+            <m:sup>
+              <m:r>
+                <m:t xml:space="preserve">β</m:t>
+              </m:r>
+            </m:sup>
+          </m:sSup>
+          <m:sSub>
+            <m:e>
+              <m:acc>
+                <m:accPr>
+                  <m:chr m:val="/"/>
+                </m:accPr>
+                <m:e>
+                  <m:r>
+                    <m:t xml:space="preserve">q</m:t>
+                  </m:r>
+                </m:e>
+              </m:acc>
+            </m:e>
+            <m:sub>
+              <m:r>
+                <m:t xml:space="preserve">A</m:t>
+              </m:r>
+            </m:sub>
+          </m:sSub>
+          <m:sSub>
+            <m:e>
+              <m:acc>
+                <m:accPr>
+                  <m:chr m:val="/"/>
+                </m:accPr>
+                <m:e>
+                  <m:r>
+                    <m:t xml:space="preserve">q</m:t>
+                  </m:r>
+                </m:e>
+              </m:acc>
+            </m:e>
+            <m:sub>
+              <m:r>
+                <m:t xml:space="preserve">B</m:t>
+              </m:r>
+            </m:sub>
+          </m:sSub>
+          <m:sSub>
+            <m:e>
+              <m:r>
+                <m:t xml:space="preserve">γ</m:t>
+              </m:r>
+            </m:e>
+            <m:sub>
+              <m:r>
+                <m:t xml:space="preserve">β</m:t>
+              </m:r>
+            </m:sub>
+          </m:sSub>
           <m:r>
-            <m:t xml:space="preserve">γ^β q̸_A q̸_B γ_β = 4 (q_A·q_B) I</m:t>
+            <m:t xml:space="preserve">=</m:t>
+          </m:r>
+          <m:r>
+            <m:t xml:space="preserve">4</m:t>
+          </m:r>
+          <m:sSub>
+            <m:e>
+              <m:r>
+                <m:t xml:space="preserve">q</m:t>
+              </m:r>
+            </m:e>
+            <m:sub>
+              <m:r>
+                <m:t xml:space="preserve">A</m:t>
+              </m:r>
+            </m:sub>
+          </m:sSub>
+          <m:r>
+            <m:t xml:space="preserve">·</m:t>
+          </m:r>
+          <m:sSub>
+            <m:e>
+              <m:r>
+                <m:t xml:space="preserve">q</m:t>
+              </m:r>
+            </m:e>
+            <m:sub>
+              <m:r>
+                <m:t xml:space="preserve">B</m:t>
+              </m:r>
+            </m:sub>
+          </m:sSub>
+          <m:r>
+            <m:t xml:space="preserve">I</m:t>
           </m:r>
         </m:oMath>
       </m:oMathPara>
@@ -618,8 +2115,73 @@
       </w:pPr>
       <m:oMathPara>
         <m:oMath>
+          <m:sSub>
+            <m:e>
+              <m:r>
+                <m:t xml:space="preserve">T</m:t>
+              </m:r>
+            </m:e>
+            <m:sub>
+              <m:r>
+                <m:t xml:space="preserve">AB</m:t>
+              </m:r>
+            </m:sub>
+          </m:sSub>
           <m:r>
-            <m:t xml:space="preserve">T_(AB) = − 2 Tr[ p̸′ · 0 · p̸ ] = 0</m:t>
+            <m:t xml:space="preserve">=</m:t>
+          </m:r>
+          <m:r>
+            <m:t xml:space="preserve">−</m:t>
+          </m:r>
+          <m:r>
+            <m:t xml:space="preserve">2</m:t>
+          </m:r>
+          <m:r>
+            <m:t xml:space="preserve">Tr</m:t>
+          </m:r>
+          <m:r>
+            <m:t xml:space="preserve">[</m:t>
+          </m:r>
+          <m:acc>
+            <m:accPr>
+              <m:chr m:val="/"/>
+            </m:accPr>
+            <m:e>
+              <m:r>
+                <m:t xml:space="preserve">p</m:t>
+              </m:r>
+            </m:e>
+          </m:acc>
+          <m:r>
+            <m:t xml:space="preserve">′</m:t>
+          </m:r>
+          <m:r>
+            <m:t xml:space="preserve">·</m:t>
+          </m:r>
+          <m:r>
+            <m:t xml:space="preserve">0</m:t>
+          </m:r>
+          <m:r>
+            <m:t xml:space="preserve">·</m:t>
+          </m:r>
+          <m:acc>
+            <m:accPr>
+              <m:chr m:val="/"/>
+            </m:accPr>
+            <m:e>
+              <m:r>
+                <m:t xml:space="preserve">p</m:t>
+              </m:r>
+            </m:e>
+          </m:acc>
+          <m:r>
+            <m:t xml:space="preserve">]</m:t>
+          </m:r>
+          <m:r>
+            <m:t xml:space="preserve">=</m:t>
+          </m:r>
+          <m:r>
+            <m:t xml:space="preserve">0</m:t>
           </m:r>
         </m:oMath>
       </m:oMathPara>
@@ -639,8 +2201,116 @@
       </w:pPr>
       <m:oMathPara>
         <m:oMath>
+          <m:sSub>
+            <m:e>
+              <m:r>
+                <m:t xml:space="preserve">q</m:t>
+              </m:r>
+            </m:e>
+            <m:sub>
+              <m:r>
+                <m:t xml:space="preserve">A</m:t>
+              </m:r>
+            </m:sub>
+          </m:sSub>
           <m:r>
-            <m:t xml:space="preserve">q_A·q_B = (p+k)·(p−k′) = p² − p·k′ + k·p − k·k′</m:t>
+            <m:t xml:space="preserve">·</m:t>
+          </m:r>
+          <m:sSub>
+            <m:e>
+              <m:r>
+                <m:t xml:space="preserve">q</m:t>
+              </m:r>
+            </m:e>
+            <m:sub>
+              <m:r>
+                <m:t xml:space="preserve">B</m:t>
+              </m:r>
+            </m:sub>
+          </m:sSub>
+          <m:r>
+            <m:t xml:space="preserve">=</m:t>
+          </m:r>
+          <m:r>
+            <m:t xml:space="preserve">p</m:t>
+          </m:r>
+          <m:r>
+            <m:t xml:space="preserve">+</m:t>
+          </m:r>
+          <m:r>
+            <m:t xml:space="preserve">k</m:t>
+          </m:r>
+          <m:r>
+            <m:t xml:space="preserve">·</m:t>
+          </m:r>
+          <m:r>
+            <m:t xml:space="preserve">p</m:t>
+          </m:r>
+          <m:r>
+            <m:t xml:space="preserve">−</m:t>
+          </m:r>
+          <m:r>
+            <m:t xml:space="preserve">k</m:t>
+          </m:r>
+          <m:r>
+            <m:t xml:space="preserve">′</m:t>
+          </m:r>
+          <m:r>
+            <m:t xml:space="preserve">=</m:t>
+          </m:r>
+          <m:sSup>
+            <m:e>
+              <m:r>
+                <m:t xml:space="preserve">p</m:t>
+              </m:r>
+            </m:e>
+            <m:sup>
+              <m:r>
+                <m:t xml:space="preserve">2</m:t>
+              </m:r>
+            </m:sup>
+          </m:sSup>
+          <m:r>
+            <m:t xml:space="preserve">−</m:t>
+          </m:r>
+          <m:r>
+            <m:t xml:space="preserve">p</m:t>
+          </m:r>
+          <m:r>
+            <m:t xml:space="preserve">·</m:t>
+          </m:r>
+          <m:r>
+            <m:t xml:space="preserve">k</m:t>
+          </m:r>
+          <m:r>
+            <m:t xml:space="preserve">′</m:t>
+          </m:r>
+          <m:r>
+            <m:t xml:space="preserve">+</m:t>
+          </m:r>
+          <m:r>
+            <m:t xml:space="preserve">k</m:t>
+          </m:r>
+          <m:r>
+            <m:t xml:space="preserve">·</m:t>
+          </m:r>
+          <m:r>
+            <m:t xml:space="preserve">p</m:t>
+          </m:r>
+          <m:r>
+            <m:t xml:space="preserve">−</m:t>
+          </m:r>
+          <m:r>
+            <m:t xml:space="preserve">k</m:t>
+          </m:r>
+          <m:r>
+            <m:t xml:space="preserve">·</m:t>
+          </m:r>
+          <m:r>
+            <m:t xml:space="preserve">k</m:t>
+          </m:r>
+          <m:r>
+            <m:t xml:space="preserve">′</m:t>
           </m:r>
         </m:oMath>
       </m:oMathPara>
@@ -657,8 +2327,122 @@
       </w:pPr>
       <m:oMathPara>
         <m:oMath>
+          <m:sSub>
+            <m:e>
+              <m:r>
+                <m:t xml:space="preserve">q</m:t>
+              </m:r>
+            </m:e>
+            <m:sub>
+              <m:r>
+                <m:t xml:space="preserve">A</m:t>
+              </m:r>
+            </m:sub>
+          </m:sSub>
           <m:r>
-            <m:t xml:space="preserve">q_A·q_B = 0 − (−u/2) + s/2 − (−t/2) = (s+t+u)/2 = 0</m:t>
+            <m:t xml:space="preserve">·</m:t>
+          </m:r>
+          <m:sSub>
+            <m:e>
+              <m:r>
+                <m:t xml:space="preserve">q</m:t>
+              </m:r>
+            </m:e>
+            <m:sub>
+              <m:r>
+                <m:t xml:space="preserve">B</m:t>
+              </m:r>
+            </m:sub>
+          </m:sSub>
+          <m:r>
+            <m:t xml:space="preserve">=</m:t>
+          </m:r>
+          <m:r>
+            <m:t xml:space="preserve">0</m:t>
+          </m:r>
+          <m:r>
+            <m:t xml:space="preserve">−</m:t>
+          </m:r>
+          <m:r>
+            <m:t xml:space="preserve">−</m:t>
+          </m:r>
+          <m:f>
+            <m:num>
+              <m:r>
+                <m:t xml:space="preserve">u</m:t>
+              </m:r>
+            </m:num>
+            <m:den>
+              <m:r>
+                <m:t xml:space="preserve">2</m:t>
+              </m:r>
+            </m:den>
+          </m:f>
+          <m:r>
+            <m:t xml:space="preserve">+</m:t>
+          </m:r>
+          <m:f>
+            <m:num>
+              <m:r>
+                <m:t xml:space="preserve">s</m:t>
+              </m:r>
+            </m:num>
+            <m:den>
+              <m:r>
+                <m:t xml:space="preserve">2</m:t>
+              </m:r>
+            </m:den>
+          </m:f>
+          <m:r>
+            <m:t xml:space="preserve">−</m:t>
+          </m:r>
+          <m:r>
+            <m:t xml:space="preserve">−</m:t>
+          </m:r>
+          <m:f>
+            <m:num>
+              <m:r>
+                <m:t xml:space="preserve">t</m:t>
+              </m:r>
+            </m:num>
+            <m:den>
+              <m:r>
+                <m:t xml:space="preserve">2</m:t>
+              </m:r>
+            </m:den>
+          </m:f>
+          <m:r>
+            <m:t xml:space="preserve">=</m:t>
+          </m:r>
+          <m:f>
+            <m:num>
+              <m:r>
+                <m:t xml:space="preserve">s</m:t>
+              </m:r>
+              <m:r>
+                <m:t xml:space="preserve">+</m:t>
+              </m:r>
+              <m:r>
+                <m:t xml:space="preserve">t</m:t>
+              </m:r>
+              <m:r>
+                <m:t xml:space="preserve">+</m:t>
+              </m:r>
+              <m:r>
+                <m:t xml:space="preserve">u</m:t>
+              </m:r>
+            </m:num>
+            <m:den>
+              <m:r>
+                <m:t xml:space="preserve">2</m:t>
+              </m:r>
+            </m:den>
+          </m:f>
+          <m:r>
+            <m:t xml:space="preserve">=</m:t>
+          </m:r>
+          <m:r>
+            <m:t xml:space="preserve">0</m:t>
           </m:r>
         </m:oMath>
       </m:oMathPara>
@@ -696,9 +2480,233 @@
       </w:pPr>
       <m:oMathPara>
         <m:oMath>
+          <m:f>
+            <m:num>
+              <m:r>
+                <m:t xml:space="preserve">1</m:t>
+              </m:r>
+            </m:num>
+            <m:den>
+              <m:r>
+                <m:t xml:space="preserve">4</m:t>
+              </m:r>
+            </m:den>
+          </m:f>
           <m:r>
-            <m:t xml:space="preserve">(1/4) Σ|ℳ|² = (e⁴/4) [ −8su/s² + (−8su)/u² + 0 ] = (e⁴/4) [ −8u/s − 8s/u ] = − 2 e⁴ ( s/u + u/s )</m:t>
+            <m:t xml:space="preserve">Σ</m:t>
           </m:r>
+          <m:r>
+            <m:t xml:space="preserve">|</m:t>
+          </m:r>
+          <m:r>
+            <m:t xml:space="preserve">ℳ</m:t>
+          </m:r>
+          <m:r>
+            <m:t xml:space="preserve">|</m:t>
+          </m:r>
+          <m:sSup>
+            <m:e/>
+            <m:sup>
+              <m:r>
+                <m:t xml:space="preserve">2</m:t>
+              </m:r>
+            </m:sup>
+          </m:sSup>
+          <m:r>
+            <m:t xml:space="preserve">=</m:t>
+          </m:r>
+          <m:f>
+            <m:num>
+              <m:sSup>
+                <m:e>
+                  <m:r>
+                    <m:t xml:space="preserve">e</m:t>
+                  </m:r>
+                </m:e>
+                <m:sup>
+                  <m:r>
+                    <m:t xml:space="preserve">4</m:t>
+                  </m:r>
+                </m:sup>
+              </m:sSup>
+            </m:num>
+            <m:den>
+              <m:r>
+                <m:t xml:space="preserve">4</m:t>
+              </m:r>
+            </m:den>
+          </m:f>
+          <m:r>
+            <m:t xml:space="preserve">[</m:t>
+          </m:r>
+          <m:r>
+            <m:t xml:space="preserve">−</m:t>
+          </m:r>
+          <m:f>
+            <m:num>
+              <m:r>
+                <m:t xml:space="preserve">8su</m:t>
+              </m:r>
+            </m:num>
+            <m:den>
+              <m:sSup>
+                <m:e>
+                  <m:r>
+                    <m:t xml:space="preserve">s</m:t>
+                  </m:r>
+                </m:e>
+                <m:sup>
+                  <m:r>
+                    <m:t xml:space="preserve">2</m:t>
+                  </m:r>
+                </m:sup>
+              </m:sSup>
+            </m:den>
+          </m:f>
+          <m:r>
+            <m:t xml:space="preserve">+</m:t>
+          </m:r>
+          <m:f>
+            <m:num>
+              <m:r>
+                <m:t xml:space="preserve">−</m:t>
+              </m:r>
+              <m:r>
+                <m:t xml:space="preserve">8su</m:t>
+              </m:r>
+            </m:num>
+            <m:den>
+              <m:sSup>
+                <m:e>
+                  <m:r>
+                    <m:t xml:space="preserve">u</m:t>
+                  </m:r>
+                </m:e>
+                <m:sup>
+                  <m:r>
+                    <m:t xml:space="preserve">2</m:t>
+                  </m:r>
+                </m:sup>
+              </m:sSup>
+            </m:den>
+          </m:f>
+          <m:r>
+            <m:t xml:space="preserve">+</m:t>
+          </m:r>
+          <m:r>
+            <m:t xml:space="preserve">0</m:t>
+          </m:r>
+          <m:r>
+            <m:t xml:space="preserve">]</m:t>
+          </m:r>
+          <m:r>
+            <m:t xml:space="preserve">=</m:t>
+          </m:r>
+          <m:f>
+            <m:num>
+              <m:sSup>
+                <m:e>
+                  <m:r>
+                    <m:t xml:space="preserve">e</m:t>
+                  </m:r>
+                </m:e>
+                <m:sup>
+                  <m:r>
+                    <m:t xml:space="preserve">4</m:t>
+                  </m:r>
+                </m:sup>
+              </m:sSup>
+            </m:num>
+            <m:den>
+              <m:r>
+                <m:t xml:space="preserve">4</m:t>
+              </m:r>
+            </m:den>
+          </m:f>
+          <m:r>
+            <m:t xml:space="preserve">[</m:t>
+          </m:r>
+          <m:r>
+            <m:t xml:space="preserve">−</m:t>
+          </m:r>
+          <m:f>
+            <m:num>
+              <m:r>
+                <m:t xml:space="preserve">8u</m:t>
+              </m:r>
+            </m:num>
+            <m:den>
+              <m:r>
+                <m:t xml:space="preserve">s</m:t>
+              </m:r>
+            </m:den>
+          </m:f>
+          <m:r>
+            <m:t xml:space="preserve">−</m:t>
+          </m:r>
+          <m:f>
+            <m:num>
+              <m:r>
+                <m:t xml:space="preserve">8s</m:t>
+              </m:r>
+            </m:num>
+            <m:den>
+              <m:r>
+                <m:t xml:space="preserve">u</m:t>
+              </m:r>
+            </m:den>
+          </m:f>
+          <m:r>
+            <m:t xml:space="preserve">]</m:t>
+          </m:r>
+          <m:r>
+            <m:t xml:space="preserve">=</m:t>
+          </m:r>
+          <m:r>
+            <m:t xml:space="preserve">−</m:t>
+          </m:r>
+          <m:r>
+            <m:t xml:space="preserve">2</m:t>
+          </m:r>
+          <m:sSup>
+            <m:e>
+              <m:r>
+                <m:t xml:space="preserve">e</m:t>
+              </m:r>
+            </m:e>
+            <m:sup>
+              <m:r>
+                <m:t xml:space="preserve">4</m:t>
+              </m:r>
+            </m:sup>
+          </m:sSup>
+          <m:f>
+            <m:num>
+              <m:r>
+                <m:t xml:space="preserve">s</m:t>
+              </m:r>
+            </m:num>
+            <m:den>
+              <m:r>
+                <m:t xml:space="preserve">u</m:t>
+              </m:r>
+            </m:den>
+          </m:f>
+          <m:r>
+            <m:t xml:space="preserve">+</m:t>
+          </m:r>
+          <m:f>
+            <m:num>
+              <m:r>
+                <m:t xml:space="preserve">u</m:t>
+              </m:r>
+            </m:num>
+            <m:den>
+              <m:r>
+                <m:t xml:space="preserve">s</m:t>
+              </m:r>
+            </m:den>
+          </m:f>
         </m:oMath>
       </m:oMathPara>
     </w:p>
@@ -2957,14 +4965,15 @@
       <w:keepNext/>
       <w:keepLines/>
       <w:spacing w:before="280" w:after="140"/>
+      <w:jc w:val="center"/>
       <w:outlineLvl w:val="0"/>
     </w:pPr>
     <w:rPr>
-      <w:rFonts w:asciiTheme="majorHAnsi" w:eastAsiaTheme="majorEastAsia" w:hAnsiTheme="majorHAnsi" w:cstheme="majorBidi" w:ascii="Aptos Display" w:hAnsi="Aptos Display"/>
+      <w:rFonts w:asciiTheme="majorHAnsi" w:eastAsiaTheme="majorEastAsia" w:hAnsiTheme="majorHAnsi" w:cstheme="majorBidi" w:ascii="Amazon Ember" w:hAnsi="Amazon Ember" w:eastAsia="Amazon Ember" w:cs="Amazon Ember"/>
       <w:b/>
       <w:bCs/>
-      <w:color w:val="000000"/>
-      <w:sz w:val="40"/>
+      <w:color w:val="0000FF"/>
+      <w:sz w:val="36"/>
       <w:szCs w:val="28"/>
     </w:rPr>
   </w:style>
@@ -2981,14 +4990,15 @@
       <w:keepNext/>
       <w:keepLines/>
       <w:spacing w:before="280" w:after="140"/>
+      <w:jc w:val="center"/>
       <w:outlineLvl w:val="1"/>
     </w:pPr>
     <w:rPr>
-      <w:rFonts w:asciiTheme="majorHAnsi" w:eastAsiaTheme="majorEastAsia" w:hAnsiTheme="majorHAnsi" w:cstheme="majorBidi" w:ascii="Aptos Display" w:hAnsi="Aptos Display"/>
+      <w:rFonts w:asciiTheme="majorHAnsi" w:eastAsiaTheme="majorEastAsia" w:hAnsiTheme="majorHAnsi" w:cstheme="majorBidi" w:ascii="Amazon Ember" w:hAnsi="Amazon Ember" w:eastAsia="Amazon Ember" w:cs="Amazon Ember"/>
       <w:b/>
       <w:bCs/>
-      <w:color w:val="000000"/>
-      <w:sz w:val="30"/>
+      <w:color w:val="0000FF"/>
+      <w:sz w:val="32"/>
       <w:szCs w:val="26"/>
     </w:rPr>
   </w:style>
@@ -3005,14 +5015,15 @@
       <w:keepNext/>
       <w:keepLines/>
       <w:spacing w:before="280" w:after="140"/>
+      <w:jc w:val="center"/>
       <w:outlineLvl w:val="2"/>
     </w:pPr>
     <w:rPr>
-      <w:rFonts w:asciiTheme="majorHAnsi" w:eastAsiaTheme="majorEastAsia" w:hAnsiTheme="majorHAnsi" w:cstheme="majorBidi" w:ascii="Aptos Display" w:hAnsi="Aptos Display"/>
+      <w:rFonts w:asciiTheme="majorHAnsi" w:eastAsiaTheme="majorEastAsia" w:hAnsiTheme="majorHAnsi" w:cstheme="majorBidi" w:ascii="Amazon Ember" w:hAnsi="Amazon Ember" w:eastAsia="Amazon Ember" w:cs="Amazon Ember"/>
       <w:b/>
       <w:bCs/>
-      <w:color w:val="000000"/>
-      <w:sz w:val="24"/>
+      <w:color w:val="0000FF"/>
+      <w:sz w:val="28"/>
     </w:rPr>
   </w:style>
   <w:style w:type="paragraph" w:styleId="Heading4">
@@ -3248,11 +5259,12 @@
       </w:pBdr>
       <w:spacing w:after="140" w:line="240" w:lineRule="auto" w:before="0"/>
       <w:contextualSpacing/>
+      <w:jc w:val="center"/>
     </w:pPr>
     <w:rPr>
-      <w:rFonts w:asciiTheme="majorHAnsi" w:eastAsiaTheme="majorEastAsia" w:hAnsiTheme="majorHAnsi" w:cstheme="majorBidi" w:ascii="Aptos Display" w:hAnsi="Aptos Display"/>
+      <w:rFonts w:asciiTheme="majorHAnsi" w:eastAsiaTheme="majorEastAsia" w:hAnsiTheme="majorHAnsi" w:cstheme="majorBidi" w:ascii="Amazon Ember" w:hAnsi="Amazon Ember" w:eastAsia="Amazon Ember" w:cs="Amazon Ember"/>
       <w:b/>
-      <w:color w:val="000000"/>
+      <w:color w:val="0000FF"/>
       <w:spacing w:val="5"/>
       <w:kern w:val="28"/>
       <w:sz w:val="60"/>
@@ -3287,13 +5299,14 @@
         <w:ilvl w:val="1"/>
       </w:numPr>
       <w:spacing w:before="280" w:after="140"/>
+      <w:jc w:val="center"/>
     </w:pPr>
     <w:rPr>
-      <w:rFonts w:asciiTheme="majorHAnsi" w:eastAsiaTheme="majorEastAsia" w:hAnsiTheme="majorHAnsi" w:cstheme="majorBidi" w:ascii="Aptos Display" w:hAnsi="Aptos Display"/>
-      <w:b w:val="0"/>
+      <w:rFonts w:asciiTheme="majorHAnsi" w:eastAsiaTheme="majorEastAsia" w:hAnsiTheme="majorHAnsi" w:cstheme="majorBidi" w:ascii="Amazon Ember" w:hAnsi="Amazon Ember" w:eastAsia="Amazon Ember" w:cs="Amazon Ember"/>
+      <w:b/>
       <w:i/>
       <w:iCs/>
-      <w:color w:val="000000"/>
+      <w:color w:val="0000FF"/>
       <w:spacing w:val="15"/>
       <w:sz w:val="28"/>
       <w:szCs w:val="24"/>

--- a/Science Books/QED Course/Lesson 56 Compton Scattering.docx
+++ b/Science Books/QED Course/Lesson 56 Compton Scattering.docx
@@ -58,7 +58,7 @@
     </w:p>
     <w:p>
       <w:pPr>
-        <w:pStyle w:val="Heading1"/>
+        <w:pStyle w:val="Heading2"/>
       </w:pPr>
       <w:r>
         <w:t>How to use this lesson</w:t>
@@ -71,7 +71,7 @@
     </w:p>
     <w:p>
       <w:pPr>
-        <w:pStyle w:val="Heading2"/>
+        <w:pStyle w:val="Heading3"/>
       </w:pPr>
       <w:r>
         <w:t>Learning objectives</w:t>
@@ -127,7 +127,7 @@
     </w:p>
     <w:p>
       <w:pPr>
-        <w:pStyle w:val="Heading2"/>
+        <w:pStyle w:val="Heading3"/>
       </w:pPr>
       <w:r>
         <w:t>Notation and conventions</w:t>
@@ -343,7 +343,7 @@
     </w:tbl>
     <w:p>
       <w:pPr>
-        <w:pStyle w:val="Heading1"/>
+        <w:pStyle w:val="Heading2"/>
       </w:pPr>
       <w:r>
         <w:t>1 Completing Compton scattering</w:t>
@@ -404,7 +404,7 @@
     </w:p>
     <w:p>
       <w:pPr>
-        <w:pStyle w:val="Heading2"/>
+        <w:pStyle w:val="Heading3"/>
       </w:pPr>
       <w:r>
         <w:t>1.1 Recap</w:t>
@@ -417,7 +417,7 @@
     </w:p>
     <w:p>
       <w:pPr>
-        <w:pStyle w:val="Heading2"/>
+        <w:pStyle w:val="Heading3"/>
       </w:pPr>
       <w:r>
         <w:t>1.2 The two amplitudes and the three traces</w:t>
@@ -425,7 +425,7 @@
     </w:p>
     <w:p>
       <w:pPr>
-        <w:spacing w:before="100" w:after="160"/>
+        <w:spacing w:before="100" w:after="40"/>
         <w:jc w:val="center"/>
       </w:pPr>
       <m:oMathPara>
@@ -610,9 +610,16 @@
           <m:r>
             <m:t xml:space="preserve">′</m:t>
           </m:r>
-          <m:r>
-            <m:t xml:space="preserve">,</m:t>
-          </m:r>
+        </m:oMath>
+      </m:oMathPara>
+    </w:p>
+    <w:p>
+      <w:pPr>
+        <w:spacing w:before="40" w:after="160"/>
+        <w:jc w:val="center"/>
+      </w:pPr>
+      <m:oMathPara>
+        <m:oMath>
           <m:r>
             <m:t xml:space="preserve">i</m:t>
           </m:r>
@@ -1308,10 +1315,11 @@
       </w:r>
     </w:p>
     <w:p>
-      <w:pPr>
-        <w:pStyle w:val="Heading3"/>
-      </w:pPr>
       <w:r>
+        <w:rPr>
+          <w:b/>
+          <w:i/>
+        </w:rPr>
         <w:t>Worked example 1</w:t>
       </w:r>
     </w:p>
@@ -1322,7 +1330,7 @@
     </w:p>
     <w:p>
       <w:pPr>
-        <w:pStyle w:val="Heading1"/>
+        <w:pStyle w:val="Heading2"/>
       </w:pPr>
       <w:r>
         <w:t>2 The direct and crossed traces</w:t>
@@ -1330,7 +1338,7 @@
     </w:p>
     <w:p>
       <w:pPr>
-        <w:pStyle w:val="Heading2"/>
+        <w:pStyle w:val="Heading3"/>
       </w:pPr>
       <w:r>
         <w:t>2.1 The α-contraction</w:t>
@@ -1343,7 +1351,7 @@
     </w:p>
     <w:p>
       <w:pPr>
-        <w:pStyle w:val="Heading2"/>
+        <w:pStyle w:val="Heading3"/>
       </w:pPr>
       <w:r>
         <w:t>2.2 The massless result</w:t>
@@ -1585,10 +1593,11 @@
       </w:r>
     </w:p>
     <w:p>
-      <w:pPr>
-        <w:pStyle w:val="Heading3"/>
-      </w:pPr>
       <w:r>
+        <w:rPr>
+          <w:b/>
+          <w:i/>
+        </w:rPr>
         <w:t>Worked example 2</w:t>
       </w:r>
     </w:p>
@@ -1599,7 +1608,7 @@
     </w:p>
     <w:p>
       <w:pPr>
-        <w:pStyle w:val="Heading1"/>
+        <w:pStyle w:val="Heading2"/>
       </w:pPr>
       <w:r>
         <w:t>3 The interference trace vanishes</w:t>
@@ -1607,7 +1616,7 @@
     </w:p>
     <w:p>
       <w:pPr>
-        <w:pStyle w:val="Heading2"/>
+        <w:pStyle w:val="Heading3"/>
       </w:pPr>
       <w:r>
         <w:t>3.1 A different contraction pattern</w:t>
@@ -1984,7 +1993,7 @@
     </w:p>
     <w:p>
       <w:pPr>
-        <w:pStyle w:val="Heading2"/>
+        <w:pStyle w:val="Heading3"/>
       </w:pPr>
       <w:r>
         <w:t>3.2 The remaining contraction</w:t>
@@ -2188,7 +2197,7 @@
     </w:p>
     <w:p>
       <w:pPr>
-        <w:pStyle w:val="Heading2"/>
+        <w:pStyle w:val="Heading3"/>
       </w:pPr>
       <w:r>
         <w:t>3.3 Why q_A·q_B=0</w:t>
@@ -2453,10 +2462,11 @@
       </w:r>
     </w:p>
     <w:p>
-      <w:pPr>
-        <w:pStyle w:val="Heading3"/>
-      </w:pPr>
       <w:r>
+        <w:rPr>
+          <w:b/>
+          <w:i/>
+        </w:rPr>
         <w:t>Worked example 3</w:t>
       </w:r>
     </w:p>
@@ -2467,7 +2477,7 @@
     </w:p>
     <w:p>
       <w:pPr>
-        <w:pStyle w:val="Heading1"/>
+        <w:pStyle w:val="Heading2"/>
       </w:pPr>
       <w:r>
         <w:t>4 The complete result</w:t>
@@ -2716,10 +2726,11 @@
       </w:r>
     </w:p>
     <w:p>
-      <w:pPr>
-        <w:pStyle w:val="Heading3"/>
-      </w:pPr>
       <w:r>
+        <w:rPr>
+          <w:b/>
+          <w:i/>
+        </w:rPr>
         <w:t>Worked example 4</w:t>
       </w:r>
     </w:p>
@@ -2730,7 +2741,7 @@
     </w:p>
     <w:p>
       <w:pPr>
-        <w:pStyle w:val="Heading1"/>
+        <w:pStyle w:val="Heading2"/>
       </w:pPr>
       <w:r>
         <w:t>5 Connections to QED</w:t>
@@ -2987,7 +2998,7 @@
     </w:p>
     <w:p>
       <w:pPr>
-        <w:pStyle w:val="Heading1"/>
+        <w:pStyle w:val="Heading2"/>
       </w:pPr>
       <w:r>
         <w:t>6 Summary</w:t>
@@ -3055,7 +3066,7 @@
     </w:p>
     <w:p>
       <w:pPr>
-        <w:pStyle w:val="Heading1"/>
+        <w:pStyle w:val="Heading2"/>
       </w:pPr>
       <w:r>
         <w:t>Exercises</w:t>
@@ -4199,7 +4210,7 @@
     </w:tbl>
     <w:p>
       <w:pPr>
-        <w:pStyle w:val="Heading1"/>
+        <w:pStyle w:val="Heading2"/>
       </w:pPr>
       <w:r>
         <w:t>Solutions</w:t>
@@ -4431,7 +4442,7 @@
     </w:p>
     <w:p>
       <w:pPr>
-        <w:pStyle w:val="Heading1"/>
+        <w:pStyle w:val="Heading2"/>
       </w:pPr>
       <w:r>
         <w:t>Mastery checklist</w:t>
@@ -4479,7 +4490,7 @@
     </w:p>
     <w:p>
       <w:pPr>
-        <w:pStyle w:val="Heading1"/>
+        <w:pStyle w:val="Heading2"/>
       </w:pPr>
       <w:r>
         <w:t>Next lesson</w:t>

--- a/Science Books/QED Course/Lesson 56 Compton Scattering.docx
+++ b/Science Books/QED Course/Lesson 56 Compton Scattering.docx
@@ -433,6 +433,9 @@
           <m:r>
             <m:t xml:space="preserve">i</m:t>
           </m:r>
+          <m:r>
+            <m:t xml:space="preserve"> </m:t>
+          </m:r>
           <m:sSub>
             <m:e>
               <m:r>
@@ -450,9 +453,14 @@
           </m:r>
           <m:sSup>
             <m:e>
-              <m:r>
-                <m:t xml:space="preserve">ie</m:t>
-              </m:r>
+              <m:d>
+                <m:dPr/>
+                <m:e>
+                  <m:r>
+                    <m:t xml:space="preserve">ie</m:t>
+                  </m:r>
+                </m:e>
+              </m:d>
             </m:e>
             <m:sup>
               <m:r>
@@ -461,14 +469,19 @@
             </m:sup>
           </m:sSup>
           <m:r>
+            <m:t xml:space="preserve"> </m:t>
+          </m:r>
+          <m:r>
             <m:t xml:space="preserve">ū</m:t>
           </m:r>
-          <m:r>
-            <m:t xml:space="preserve">p</m:t>
-          </m:r>
-          <m:r>
-            <m:t xml:space="preserve">′</m:t>
-          </m:r>
+          <m:d>
+            <m:dPr/>
+            <m:e>
+              <m:r>
+                <m:t xml:space="preserve">p′</m:t>
+              </m:r>
+            </m:e>
+          </m:d>
           <m:sSup>
             <m:e>
               <m:r>
@@ -482,82 +495,95 @@
             </m:sup>
           </m:sSup>
           <m:r>
-            <m:t xml:space="preserve">[</m:t>
+            <m:t xml:space="preserve"> </m:t>
           </m:r>
-          <m:r>
-            <m:t xml:space="preserve">i</m:t>
-          </m:r>
-          <m:f>
-            <m:num>
-              <m:sSub>
-                <m:e>
-                  <m:acc>
-                    <m:accPr>
-                      <m:chr m:val="/"/>
-                    </m:accPr>
+          <m:d>
+            <m:dPr>
+              <m:begChr m:val="["/>
+              <m:endChr m:val="]"/>
+            </m:dPr>
+            <m:e>
+              <m:f>
+                <m:num>
+                  <m:r>
+                    <m:t xml:space="preserve">i</m:t>
+                  </m:r>
+                  <m:d>
+                    <m:dPr/>
+                    <m:e>
+                      <m:sSub>
+                        <m:e>
+                          <m:acc>
+                            <m:accPr>
+                              <m:chr m:val="/"/>
+                            </m:accPr>
+                            <m:e>
+                              <m:r>
+                                <m:t xml:space="preserve">q</m:t>
+                              </m:r>
+                            </m:e>
+                          </m:acc>
+                        </m:e>
+                        <m:sub>
+                          <m:r>
+                            <m:t xml:space="preserve">A</m:t>
+                          </m:r>
+                        </m:sub>
+                      </m:sSub>
+                      <m:r>
+                        <m:t xml:space="preserve">+</m:t>
+                      </m:r>
+                      <m:r>
+                        <m:t xml:space="preserve">m</m:t>
+                      </m:r>
+                    </m:e>
+                  </m:d>
+                </m:num>
+                <m:den>
+                  <m:sSubSup>
                     <m:e>
                       <m:r>
                         <m:t xml:space="preserve">q</m:t>
                       </m:r>
                     </m:e>
-                  </m:acc>
-                </m:e>
-                <m:sub>
+                    <m:sub>
+                      <m:r>
+                        <m:t xml:space="preserve">A</m:t>
+                      </m:r>
+                    </m:sub>
+                    <m:sup>
+                      <m:r>
+                        <m:t xml:space="preserve">2</m:t>
+                      </m:r>
+                    </m:sup>
+                  </m:sSubSup>
                   <m:r>
-                    <m:t xml:space="preserve">A</m:t>
+                    <m:t xml:space="preserve">−</m:t>
                   </m:r>
-                </m:sub>
-              </m:sSub>
-              <m:r>
-                <m:t xml:space="preserve">+</m:t>
-              </m:r>
-              <m:r>
-                <m:t xml:space="preserve">m</m:t>
-              </m:r>
-            </m:num>
-            <m:den>
-              <m:sSubSup>
-                <m:e>
+                  <m:sSup>
+                    <m:e>
+                      <m:r>
+                        <m:t xml:space="preserve">m</m:t>
+                      </m:r>
+                    </m:e>
+                    <m:sup>
+                      <m:r>
+                        <m:t xml:space="preserve">2</m:t>
+                      </m:r>
+                    </m:sup>
+                  </m:sSup>
                   <m:r>
-                    <m:t xml:space="preserve">q</m:t>
+                    <m:t xml:space="preserve">+</m:t>
                   </m:r>
-                </m:e>
-                <m:sub>
                   <m:r>
-                    <m:t xml:space="preserve">A</m:t>
+                    <m:t xml:space="preserve">iε</m:t>
                   </m:r>
-                </m:sub>
-                <m:sup>
-                  <m:r>
-                    <m:t xml:space="preserve">2</m:t>
-                  </m:r>
-                </m:sup>
-              </m:sSubSup>
-              <m:r>
-                <m:t xml:space="preserve">−</m:t>
-              </m:r>
-              <m:sSup>
-                <m:e>
-                  <m:r>
-                    <m:t xml:space="preserve">m</m:t>
-                  </m:r>
-                </m:e>
-                <m:sup>
-                  <m:r>
-                    <m:t xml:space="preserve">2</m:t>
-                  </m:r>
-                </m:sup>
-              </m:sSup>
-              <m:r>
-                <m:t xml:space="preserve">+</m:t>
-              </m:r>
-              <m:r>
-                <m:t xml:space="preserve">iε</m:t>
-              </m:r>
-            </m:den>
-          </m:f>
+                </m:den>
+              </m:f>
+            </m:e>
+          </m:d>
           <m:r>
-            <m:t xml:space="preserve">]</m:t>
+            <m:t xml:space="preserve"> </m:t>
           </m:r>
           <m:sSup>
             <m:e>
@@ -572,10 +598,21 @@
             </m:sup>
           </m:sSup>
           <m:r>
+            <m:t xml:space="preserve"> </m:t>
+          </m:r>
+          <m:r>
             <m:t xml:space="preserve">u</m:t>
           </m:r>
+          <m:d>
+            <m:dPr/>
+            <m:e>
+              <m:r>
+                <m:t xml:space="preserve">p</m:t>
+              </m:r>
+            </m:e>
+          </m:d>
           <m:r>
-            <m:t xml:space="preserve">p</m:t>
+            <m:t xml:space="preserve"> </m:t>
           </m:r>
           <m:sSub>
             <m:e>
@@ -589,9 +626,14 @@
               </m:r>
             </m:sub>
           </m:sSub>
-          <m:r>
-            <m:t xml:space="preserve">k</m:t>
-          </m:r>
+          <m:d>
+            <m:dPr/>
+            <m:e>
+              <m:r>
+                <m:t xml:space="preserve">k</m:t>
+              </m:r>
+            </m:e>
+          </m:d>
           <m:sSub>
             <m:e>
               <m:r>
@@ -604,12 +646,14 @@
               </m:r>
             </m:sub>
           </m:sSub>
-          <m:r>
-            <m:t xml:space="preserve">k</m:t>
-          </m:r>
-          <m:r>
-            <m:t xml:space="preserve">′</m:t>
-          </m:r>
+          <m:d>
+            <m:dPr/>
+            <m:e>
+              <m:r>
+                <m:t xml:space="preserve">k′</m:t>
+              </m:r>
+            </m:e>
+          </m:d>
         </m:oMath>
       </m:oMathPara>
     </w:p>
@@ -622,6 +666,9 @@
         <m:oMath>
           <m:r>
             <m:t xml:space="preserve">i</m:t>
+          </m:r>
+          <m:r>
+            <m:t xml:space="preserve"> </m:t>
           </m:r>
           <m:sSub>
             <m:e>
@@ -640,9 +687,14 @@
           </m:r>
           <m:sSup>
             <m:e>
-              <m:r>
-                <m:t xml:space="preserve">ie</m:t>
-              </m:r>
+              <m:d>
+                <m:dPr/>
+                <m:e>
+                  <m:r>
+                    <m:t xml:space="preserve">ie</m:t>
+                  </m:r>
+                </m:e>
+              </m:d>
             </m:e>
             <m:sup>
               <m:r>
@@ -651,14 +703,19 @@
             </m:sup>
           </m:sSup>
           <m:r>
+            <m:t xml:space="preserve"> </m:t>
+          </m:r>
+          <m:r>
             <m:t xml:space="preserve">ū</m:t>
           </m:r>
-          <m:r>
-            <m:t xml:space="preserve">p</m:t>
-          </m:r>
-          <m:r>
-            <m:t xml:space="preserve">′</m:t>
-          </m:r>
+          <m:d>
+            <m:dPr/>
+            <m:e>
+              <m:r>
+                <m:t xml:space="preserve">p′</m:t>
+              </m:r>
+            </m:e>
+          </m:d>
           <m:sSup>
             <m:e>
               <m:r>
@@ -672,82 +729,95 @@
             </m:sup>
           </m:sSup>
           <m:r>
-            <m:t xml:space="preserve">[</m:t>
+            <m:t xml:space="preserve"> </m:t>
           </m:r>
-          <m:r>
-            <m:t xml:space="preserve">i</m:t>
-          </m:r>
-          <m:f>
-            <m:num>
-              <m:sSub>
-                <m:e>
-                  <m:acc>
-                    <m:accPr>
-                      <m:chr m:val="/"/>
-                    </m:accPr>
+          <m:d>
+            <m:dPr>
+              <m:begChr m:val="["/>
+              <m:endChr m:val="]"/>
+            </m:dPr>
+            <m:e>
+              <m:f>
+                <m:num>
+                  <m:r>
+                    <m:t xml:space="preserve">i</m:t>
+                  </m:r>
+                  <m:d>
+                    <m:dPr/>
+                    <m:e>
+                      <m:sSub>
+                        <m:e>
+                          <m:acc>
+                            <m:accPr>
+                              <m:chr m:val="/"/>
+                            </m:accPr>
+                            <m:e>
+                              <m:r>
+                                <m:t xml:space="preserve">q</m:t>
+                              </m:r>
+                            </m:e>
+                          </m:acc>
+                        </m:e>
+                        <m:sub>
+                          <m:r>
+                            <m:t xml:space="preserve">B</m:t>
+                          </m:r>
+                        </m:sub>
+                      </m:sSub>
+                      <m:r>
+                        <m:t xml:space="preserve">+</m:t>
+                      </m:r>
+                      <m:r>
+                        <m:t xml:space="preserve">m</m:t>
+                      </m:r>
+                    </m:e>
+                  </m:d>
+                </m:num>
+                <m:den>
+                  <m:sSubSup>
                     <m:e>
                       <m:r>
                         <m:t xml:space="preserve">q</m:t>
                       </m:r>
                     </m:e>
-                  </m:acc>
-                </m:e>
-                <m:sub>
+                    <m:sub>
+                      <m:r>
+                        <m:t xml:space="preserve">B</m:t>
+                      </m:r>
+                    </m:sub>
+                    <m:sup>
+                      <m:r>
+                        <m:t xml:space="preserve">2</m:t>
+                      </m:r>
+                    </m:sup>
+                  </m:sSubSup>
                   <m:r>
-                    <m:t xml:space="preserve">B</m:t>
+                    <m:t xml:space="preserve">−</m:t>
                   </m:r>
-                </m:sub>
-              </m:sSub>
-              <m:r>
-                <m:t xml:space="preserve">+</m:t>
-              </m:r>
-              <m:r>
-                <m:t xml:space="preserve">m</m:t>
-              </m:r>
-            </m:num>
-            <m:den>
-              <m:sSubSup>
-                <m:e>
+                  <m:sSup>
+                    <m:e>
+                      <m:r>
+                        <m:t xml:space="preserve">m</m:t>
+                      </m:r>
+                    </m:e>
+                    <m:sup>
+                      <m:r>
+                        <m:t xml:space="preserve">2</m:t>
+                      </m:r>
+                    </m:sup>
+                  </m:sSup>
                   <m:r>
-                    <m:t xml:space="preserve">q</m:t>
+                    <m:t xml:space="preserve">+</m:t>
                   </m:r>
-                </m:e>
-                <m:sub>
                   <m:r>
-                    <m:t xml:space="preserve">B</m:t>
+                    <m:t xml:space="preserve">iε</m:t>
                   </m:r>
-                </m:sub>
-                <m:sup>
-                  <m:r>
-                    <m:t xml:space="preserve">2</m:t>
-                  </m:r>
-                </m:sup>
-              </m:sSubSup>
-              <m:r>
-                <m:t xml:space="preserve">−</m:t>
-              </m:r>
-              <m:sSup>
-                <m:e>
-                  <m:r>
-                    <m:t xml:space="preserve">m</m:t>
-                  </m:r>
-                </m:e>
-                <m:sup>
-                  <m:r>
-                    <m:t xml:space="preserve">2</m:t>
-                  </m:r>
-                </m:sup>
-              </m:sSup>
-              <m:r>
-                <m:t xml:space="preserve">+</m:t>
-              </m:r>
-              <m:r>
-                <m:t xml:space="preserve">iε</m:t>
-              </m:r>
-            </m:den>
-          </m:f>
+                </m:den>
+              </m:f>
+            </m:e>
+          </m:d>
           <m:r>
-            <m:t xml:space="preserve">]</m:t>
+            <m:t xml:space="preserve"> </m:t>
           </m:r>
           <m:sSup>
             <m:e>
@@ -762,10 +832,21 @@
             </m:sup>
           </m:sSup>
           <m:r>
+            <m:t xml:space="preserve"> </m:t>
+          </m:r>
+          <m:r>
             <m:t xml:space="preserve">u</m:t>
           </m:r>
+          <m:d>
+            <m:dPr/>
+            <m:e>
+              <m:r>
+                <m:t xml:space="preserve">p</m:t>
+              </m:r>
+            </m:e>
+          </m:d>
           <m:r>
-            <m:t xml:space="preserve">p</m:t>
+            <m:t xml:space="preserve"> </m:t>
           </m:r>
           <m:sSub>
             <m:e>
@@ -779,9 +860,14 @@
               </m:r>
             </m:sub>
           </m:sSub>
-          <m:r>
-            <m:t xml:space="preserve">k</m:t>
-          </m:r>
+          <m:d>
+            <m:dPr/>
+            <m:e>
+              <m:r>
+                <m:t xml:space="preserve">k</m:t>
+              </m:r>
+            </m:e>
+          </m:d>
           <m:sSub>
             <m:e>
               <m:r>
@@ -794,12 +880,14 @@
               </m:r>
             </m:sub>
           </m:sSub>
-          <m:r>
-            <m:t xml:space="preserve">k</m:t>
-          </m:r>
-          <m:r>
-            <m:t xml:space="preserve">′</m:t>
-          </m:r>
+          <m:d>
+            <m:dPr/>
+            <m:e>
+              <m:r>
+                <m:t xml:space="preserve">k′</m:t>
+              </m:r>
+            </m:e>
+          </m:d>
         </m:oMath>
       </m:oMathPara>
     </w:p>
@@ -830,148 +918,176 @@
           <m:r>
             <m:t xml:space="preserve">=</m:t>
           </m:r>
-          <m:r>
-            <m:t xml:space="preserve">Tr</m:t>
-          </m:r>
-          <m:r>
-            <m:t xml:space="preserve">[</m:t>
-          </m:r>
-          <m:acc>
-            <m:accPr>
-              <m:chr m:val="/"/>
-            </m:accPr>
+          <m:func>
+            <m:fName>
+              <m:r>
+                <m:t xml:space="preserve">Tr</m:t>
+              </m:r>
+            </m:fName>
             <m:e>
-              <m:r>
-                <m:t xml:space="preserve">p</m:t>
-              </m:r>
+              <m:d>
+                <m:dPr>
+                  <m:begChr m:val="["/>
+                  <m:endChr m:val="]"/>
+                </m:dPr>
+                <m:e>
+                  <m:d>
+                    <m:dPr/>
+                    <m:e>
+                      <m:acc>
+                        <m:accPr>
+                          <m:chr m:val="/"/>
+                        </m:accPr>
+                        <m:e>
+                          <m:r>
+                            <m:t xml:space="preserve">p</m:t>
+                          </m:r>
+                        </m:e>
+                      </m:acc>
+                      <m:r>
+                        <m:t xml:space="preserve">′</m:t>
+                      </m:r>
+                      <m:r>
+                        <m:t xml:space="preserve">+</m:t>
+                      </m:r>
+                      <m:r>
+                        <m:t xml:space="preserve">m</m:t>
+                      </m:r>
+                    </m:e>
+                  </m:d>
+                  <m:sSup>
+                    <m:e>
+                      <m:r>
+                        <m:t xml:space="preserve">γ</m:t>
+                      </m:r>
+                    </m:e>
+                    <m:sup>
+                      <m:r>
+                        <m:t xml:space="preserve">β</m:t>
+                      </m:r>
+                    </m:sup>
+                  </m:sSup>
+                  <m:d>
+                    <m:dPr/>
+                    <m:e>
+                      <m:sSub>
+                        <m:e>
+                          <m:acc>
+                            <m:accPr>
+                              <m:chr m:val="/"/>
+                            </m:accPr>
+                            <m:e>
+                              <m:r>
+                                <m:t xml:space="preserve">q</m:t>
+                              </m:r>
+                            </m:e>
+                          </m:acc>
+                        </m:e>
+                        <m:sub>
+                          <m:r>
+                            <m:t xml:space="preserve">A</m:t>
+                          </m:r>
+                        </m:sub>
+                      </m:sSub>
+                      <m:r>
+                        <m:t xml:space="preserve">+</m:t>
+                      </m:r>
+                      <m:r>
+                        <m:t xml:space="preserve">m</m:t>
+                      </m:r>
+                    </m:e>
+                  </m:d>
+                  <m:sSup>
+                    <m:e>
+                      <m:r>
+                        <m:t xml:space="preserve">γ</m:t>
+                      </m:r>
+                    </m:e>
+                    <m:sup>
+                      <m:r>
+                        <m:t xml:space="preserve">α</m:t>
+                      </m:r>
+                    </m:sup>
+                  </m:sSup>
+                  <m:d>
+                    <m:dPr/>
+                    <m:e>
+                      <m:acc>
+                        <m:accPr>
+                          <m:chr m:val="/"/>
+                        </m:accPr>
+                        <m:e>
+                          <m:r>
+                            <m:t xml:space="preserve">p</m:t>
+                          </m:r>
+                        </m:e>
+                      </m:acc>
+                      <m:r>
+                        <m:t xml:space="preserve">+</m:t>
+                      </m:r>
+                      <m:r>
+                        <m:t xml:space="preserve">m</m:t>
+                      </m:r>
+                    </m:e>
+                  </m:d>
+                  <m:sSub>
+                    <m:e>
+                      <m:r>
+                        <m:t xml:space="preserve">γ</m:t>
+                      </m:r>
+                    </m:e>
+                    <m:sub>
+                      <m:r>
+                        <m:t xml:space="preserve">α</m:t>
+                      </m:r>
+                    </m:sub>
+                  </m:sSub>
+                  <m:d>
+                    <m:dPr/>
+                    <m:e>
+                      <m:sSub>
+                        <m:e>
+                          <m:acc>
+                            <m:accPr>
+                              <m:chr m:val="/"/>
+                            </m:accPr>
+                            <m:e>
+                              <m:r>
+                                <m:t xml:space="preserve">q</m:t>
+                              </m:r>
+                            </m:e>
+                          </m:acc>
+                        </m:e>
+                        <m:sub>
+                          <m:r>
+                            <m:t xml:space="preserve">A</m:t>
+                          </m:r>
+                        </m:sub>
+                      </m:sSub>
+                      <m:r>
+                        <m:t xml:space="preserve">+</m:t>
+                      </m:r>
+                      <m:r>
+                        <m:t xml:space="preserve">m</m:t>
+                      </m:r>
+                    </m:e>
+                  </m:d>
+                  <m:sSub>
+                    <m:e>
+                      <m:r>
+                        <m:t xml:space="preserve">γ</m:t>
+                      </m:r>
+                    </m:e>
+                    <m:sub>
+                      <m:r>
+                        <m:t xml:space="preserve">β</m:t>
+                      </m:r>
+                    </m:sub>
+                  </m:sSub>
+                </m:e>
+              </m:d>
             </m:e>
-          </m:acc>
-          <m:r>
-            <m:t xml:space="preserve">′</m:t>
-          </m:r>
-          <m:r>
-            <m:t xml:space="preserve">+</m:t>
-          </m:r>
-          <m:r>
-            <m:t xml:space="preserve">m</m:t>
-          </m:r>
-          <m:sSup>
-            <m:e>
-              <m:r>
-                <m:t xml:space="preserve">γ</m:t>
-              </m:r>
-            </m:e>
-            <m:sup>
-              <m:r>
-                <m:t xml:space="preserve">β</m:t>
-              </m:r>
-            </m:sup>
-          </m:sSup>
-          <m:sSub>
-            <m:e>
-              <m:acc>
-                <m:accPr>
-                  <m:chr m:val="/"/>
-                </m:accPr>
-                <m:e>
-                  <m:r>
-                    <m:t xml:space="preserve">q</m:t>
-                  </m:r>
-                </m:e>
-              </m:acc>
-            </m:e>
-            <m:sub>
-              <m:r>
-                <m:t xml:space="preserve">A</m:t>
-              </m:r>
-            </m:sub>
-          </m:sSub>
-          <m:r>
-            <m:t xml:space="preserve">+</m:t>
-          </m:r>
-          <m:r>
-            <m:t xml:space="preserve">m</m:t>
-          </m:r>
-          <m:sSup>
-            <m:e>
-              <m:r>
-                <m:t xml:space="preserve">γ</m:t>
-              </m:r>
-            </m:e>
-            <m:sup>
-              <m:r>
-                <m:t xml:space="preserve">α</m:t>
-              </m:r>
-            </m:sup>
-          </m:sSup>
-          <m:acc>
-            <m:accPr>
-              <m:chr m:val="/"/>
-            </m:accPr>
-            <m:e>
-              <m:r>
-                <m:t xml:space="preserve">p</m:t>
-              </m:r>
-            </m:e>
-          </m:acc>
-          <m:r>
-            <m:t xml:space="preserve">+</m:t>
-          </m:r>
-          <m:r>
-            <m:t xml:space="preserve">m</m:t>
-          </m:r>
-          <m:sSub>
-            <m:e>
-              <m:r>
-                <m:t xml:space="preserve">γ</m:t>
-              </m:r>
-            </m:e>
-            <m:sub>
-              <m:r>
-                <m:t xml:space="preserve">α</m:t>
-              </m:r>
-            </m:sub>
-          </m:sSub>
-          <m:sSub>
-            <m:e>
-              <m:acc>
-                <m:accPr>
-                  <m:chr m:val="/"/>
-                </m:accPr>
-                <m:e>
-                  <m:r>
-                    <m:t xml:space="preserve">q</m:t>
-                  </m:r>
-                </m:e>
-              </m:acc>
-            </m:e>
-            <m:sub>
-              <m:r>
-                <m:t xml:space="preserve">A</m:t>
-              </m:r>
-            </m:sub>
-          </m:sSub>
-          <m:r>
-            <m:t xml:space="preserve">+</m:t>
-          </m:r>
-          <m:r>
-            <m:t xml:space="preserve">m</m:t>
-          </m:r>
-          <m:sSub>
-            <m:e>
-              <m:r>
-                <m:t xml:space="preserve">γ</m:t>
-              </m:r>
-            </m:e>
-            <m:sub>
-              <m:r>
-                <m:t xml:space="preserve">β</m:t>
-              </m:r>
-            </m:sub>
-          </m:sSub>
-          <m:r>
-            <m:t xml:space="preserve">]</m:t>
-          </m:r>
+          </m:func>
         </m:oMath>
       </m:oMathPara>
     </w:p>
@@ -997,148 +1113,176 @@
           <m:r>
             <m:t xml:space="preserve">=</m:t>
           </m:r>
-          <m:r>
-            <m:t xml:space="preserve">Tr</m:t>
-          </m:r>
-          <m:r>
-            <m:t xml:space="preserve">[</m:t>
-          </m:r>
-          <m:acc>
-            <m:accPr>
-              <m:chr m:val="/"/>
-            </m:accPr>
+          <m:func>
+            <m:fName>
+              <m:r>
+                <m:t xml:space="preserve">Tr</m:t>
+              </m:r>
+            </m:fName>
             <m:e>
-              <m:r>
-                <m:t xml:space="preserve">p</m:t>
-              </m:r>
+              <m:d>
+                <m:dPr>
+                  <m:begChr m:val="["/>
+                  <m:endChr m:val="]"/>
+                </m:dPr>
+                <m:e>
+                  <m:d>
+                    <m:dPr/>
+                    <m:e>
+                      <m:acc>
+                        <m:accPr>
+                          <m:chr m:val="/"/>
+                        </m:accPr>
+                        <m:e>
+                          <m:r>
+                            <m:t xml:space="preserve">p</m:t>
+                          </m:r>
+                        </m:e>
+                      </m:acc>
+                      <m:r>
+                        <m:t xml:space="preserve">′</m:t>
+                      </m:r>
+                      <m:r>
+                        <m:t xml:space="preserve">+</m:t>
+                      </m:r>
+                      <m:r>
+                        <m:t xml:space="preserve">m</m:t>
+                      </m:r>
+                    </m:e>
+                  </m:d>
+                  <m:sSup>
+                    <m:e>
+                      <m:r>
+                        <m:t xml:space="preserve">γ</m:t>
+                      </m:r>
+                    </m:e>
+                    <m:sup>
+                      <m:r>
+                        <m:t xml:space="preserve">α</m:t>
+                      </m:r>
+                    </m:sup>
+                  </m:sSup>
+                  <m:d>
+                    <m:dPr/>
+                    <m:e>
+                      <m:sSub>
+                        <m:e>
+                          <m:acc>
+                            <m:accPr>
+                              <m:chr m:val="/"/>
+                            </m:accPr>
+                            <m:e>
+                              <m:r>
+                                <m:t xml:space="preserve">q</m:t>
+                              </m:r>
+                            </m:e>
+                          </m:acc>
+                        </m:e>
+                        <m:sub>
+                          <m:r>
+                            <m:t xml:space="preserve">B</m:t>
+                          </m:r>
+                        </m:sub>
+                      </m:sSub>
+                      <m:r>
+                        <m:t xml:space="preserve">+</m:t>
+                      </m:r>
+                      <m:r>
+                        <m:t xml:space="preserve">m</m:t>
+                      </m:r>
+                    </m:e>
+                  </m:d>
+                  <m:sSup>
+                    <m:e>
+                      <m:r>
+                        <m:t xml:space="preserve">γ</m:t>
+                      </m:r>
+                    </m:e>
+                    <m:sup>
+                      <m:r>
+                        <m:t xml:space="preserve">β</m:t>
+                      </m:r>
+                    </m:sup>
+                  </m:sSup>
+                  <m:d>
+                    <m:dPr/>
+                    <m:e>
+                      <m:acc>
+                        <m:accPr>
+                          <m:chr m:val="/"/>
+                        </m:accPr>
+                        <m:e>
+                          <m:r>
+                            <m:t xml:space="preserve">p</m:t>
+                          </m:r>
+                        </m:e>
+                      </m:acc>
+                      <m:r>
+                        <m:t xml:space="preserve">+</m:t>
+                      </m:r>
+                      <m:r>
+                        <m:t xml:space="preserve">m</m:t>
+                      </m:r>
+                    </m:e>
+                  </m:d>
+                  <m:sSub>
+                    <m:e>
+                      <m:r>
+                        <m:t xml:space="preserve">γ</m:t>
+                      </m:r>
+                    </m:e>
+                    <m:sub>
+                      <m:r>
+                        <m:t xml:space="preserve">β</m:t>
+                      </m:r>
+                    </m:sub>
+                  </m:sSub>
+                  <m:d>
+                    <m:dPr/>
+                    <m:e>
+                      <m:sSub>
+                        <m:e>
+                          <m:acc>
+                            <m:accPr>
+                              <m:chr m:val="/"/>
+                            </m:accPr>
+                            <m:e>
+                              <m:r>
+                                <m:t xml:space="preserve">q</m:t>
+                              </m:r>
+                            </m:e>
+                          </m:acc>
+                        </m:e>
+                        <m:sub>
+                          <m:r>
+                            <m:t xml:space="preserve">B</m:t>
+                          </m:r>
+                        </m:sub>
+                      </m:sSub>
+                      <m:r>
+                        <m:t xml:space="preserve">+</m:t>
+                      </m:r>
+                      <m:r>
+                        <m:t xml:space="preserve">m</m:t>
+                      </m:r>
+                    </m:e>
+                  </m:d>
+                  <m:sSub>
+                    <m:e>
+                      <m:r>
+                        <m:t xml:space="preserve">γ</m:t>
+                      </m:r>
+                    </m:e>
+                    <m:sub>
+                      <m:r>
+                        <m:t xml:space="preserve">α</m:t>
+                      </m:r>
+                    </m:sub>
+                  </m:sSub>
+                </m:e>
+              </m:d>
             </m:e>
-          </m:acc>
-          <m:r>
-            <m:t xml:space="preserve">′</m:t>
-          </m:r>
-          <m:r>
-            <m:t xml:space="preserve">+</m:t>
-          </m:r>
-          <m:r>
-            <m:t xml:space="preserve">m</m:t>
-          </m:r>
-          <m:sSup>
-            <m:e>
-              <m:r>
-                <m:t xml:space="preserve">γ</m:t>
-              </m:r>
-            </m:e>
-            <m:sup>
-              <m:r>
-                <m:t xml:space="preserve">α</m:t>
-              </m:r>
-            </m:sup>
-          </m:sSup>
-          <m:sSub>
-            <m:e>
-              <m:acc>
-                <m:accPr>
-                  <m:chr m:val="/"/>
-                </m:accPr>
-                <m:e>
-                  <m:r>
-                    <m:t xml:space="preserve">q</m:t>
-                  </m:r>
-                </m:e>
-              </m:acc>
-            </m:e>
-            <m:sub>
-              <m:r>
-                <m:t xml:space="preserve">B</m:t>
-              </m:r>
-            </m:sub>
-          </m:sSub>
-          <m:r>
-            <m:t xml:space="preserve">+</m:t>
-          </m:r>
-          <m:r>
-            <m:t xml:space="preserve">m</m:t>
-          </m:r>
-          <m:sSup>
-            <m:e>
-              <m:r>
-                <m:t xml:space="preserve">γ</m:t>
-              </m:r>
-            </m:e>
-            <m:sup>
-              <m:r>
-                <m:t xml:space="preserve">β</m:t>
-              </m:r>
-            </m:sup>
-          </m:sSup>
-          <m:acc>
-            <m:accPr>
-              <m:chr m:val="/"/>
-            </m:accPr>
-            <m:e>
-              <m:r>
-                <m:t xml:space="preserve">p</m:t>
-              </m:r>
-            </m:e>
-          </m:acc>
-          <m:r>
-            <m:t xml:space="preserve">+</m:t>
-          </m:r>
-          <m:r>
-            <m:t xml:space="preserve">m</m:t>
-          </m:r>
-          <m:sSub>
-            <m:e>
-              <m:r>
-                <m:t xml:space="preserve">γ</m:t>
-              </m:r>
-            </m:e>
-            <m:sub>
-              <m:r>
-                <m:t xml:space="preserve">β</m:t>
-              </m:r>
-            </m:sub>
-          </m:sSub>
-          <m:sSub>
-            <m:e>
-              <m:acc>
-                <m:accPr>
-                  <m:chr m:val="/"/>
-                </m:accPr>
-                <m:e>
-                  <m:r>
-                    <m:t xml:space="preserve">q</m:t>
-                  </m:r>
-                </m:e>
-              </m:acc>
-            </m:e>
-            <m:sub>
-              <m:r>
-                <m:t xml:space="preserve">B</m:t>
-              </m:r>
-            </m:sub>
-          </m:sSub>
-          <m:r>
-            <m:t xml:space="preserve">+</m:t>
-          </m:r>
-          <m:r>
-            <m:t xml:space="preserve">m</m:t>
-          </m:r>
-          <m:sSub>
-            <m:e>
-              <m:r>
-                <m:t xml:space="preserve">γ</m:t>
-              </m:r>
-            </m:e>
-            <m:sub>
-              <m:r>
-                <m:t xml:space="preserve">α</m:t>
-              </m:r>
-            </m:sub>
-          </m:sSub>
-          <m:r>
-            <m:t xml:space="preserve">]</m:t>
-          </m:r>
+          </m:func>
         </m:oMath>
       </m:oMathPara>
     </w:p>
@@ -1164,148 +1308,176 @@
           <m:r>
             <m:t xml:space="preserve">=</m:t>
           </m:r>
-          <m:r>
-            <m:t xml:space="preserve">Tr</m:t>
-          </m:r>
-          <m:r>
-            <m:t xml:space="preserve">[</m:t>
-          </m:r>
-          <m:acc>
-            <m:accPr>
-              <m:chr m:val="/"/>
-            </m:accPr>
+          <m:func>
+            <m:fName>
+              <m:r>
+                <m:t xml:space="preserve">Tr</m:t>
+              </m:r>
+            </m:fName>
             <m:e>
-              <m:r>
-                <m:t xml:space="preserve">p</m:t>
-              </m:r>
+              <m:d>
+                <m:dPr>
+                  <m:begChr m:val="["/>
+                  <m:endChr m:val="]"/>
+                </m:dPr>
+                <m:e>
+                  <m:d>
+                    <m:dPr/>
+                    <m:e>
+                      <m:acc>
+                        <m:accPr>
+                          <m:chr m:val="/"/>
+                        </m:accPr>
+                        <m:e>
+                          <m:r>
+                            <m:t xml:space="preserve">p</m:t>
+                          </m:r>
+                        </m:e>
+                      </m:acc>
+                      <m:r>
+                        <m:t xml:space="preserve">′</m:t>
+                      </m:r>
+                      <m:r>
+                        <m:t xml:space="preserve">+</m:t>
+                      </m:r>
+                      <m:r>
+                        <m:t xml:space="preserve">m</m:t>
+                      </m:r>
+                    </m:e>
+                  </m:d>
+                  <m:sSup>
+                    <m:e>
+                      <m:r>
+                        <m:t xml:space="preserve">γ</m:t>
+                      </m:r>
+                    </m:e>
+                    <m:sup>
+                      <m:r>
+                        <m:t xml:space="preserve">β</m:t>
+                      </m:r>
+                    </m:sup>
+                  </m:sSup>
+                  <m:d>
+                    <m:dPr/>
+                    <m:e>
+                      <m:sSub>
+                        <m:e>
+                          <m:acc>
+                            <m:accPr>
+                              <m:chr m:val="/"/>
+                            </m:accPr>
+                            <m:e>
+                              <m:r>
+                                <m:t xml:space="preserve">q</m:t>
+                              </m:r>
+                            </m:e>
+                          </m:acc>
+                        </m:e>
+                        <m:sub>
+                          <m:r>
+                            <m:t xml:space="preserve">A</m:t>
+                          </m:r>
+                        </m:sub>
+                      </m:sSub>
+                      <m:r>
+                        <m:t xml:space="preserve">+</m:t>
+                      </m:r>
+                      <m:r>
+                        <m:t xml:space="preserve">m</m:t>
+                      </m:r>
+                    </m:e>
+                  </m:d>
+                  <m:sSup>
+                    <m:e>
+                      <m:r>
+                        <m:t xml:space="preserve">γ</m:t>
+                      </m:r>
+                    </m:e>
+                    <m:sup>
+                      <m:r>
+                        <m:t xml:space="preserve">α</m:t>
+                      </m:r>
+                    </m:sup>
+                  </m:sSup>
+                  <m:d>
+                    <m:dPr/>
+                    <m:e>
+                      <m:acc>
+                        <m:accPr>
+                          <m:chr m:val="/"/>
+                        </m:accPr>
+                        <m:e>
+                          <m:r>
+                            <m:t xml:space="preserve">p</m:t>
+                          </m:r>
+                        </m:e>
+                      </m:acc>
+                      <m:r>
+                        <m:t xml:space="preserve">+</m:t>
+                      </m:r>
+                      <m:r>
+                        <m:t xml:space="preserve">m</m:t>
+                      </m:r>
+                    </m:e>
+                  </m:d>
+                  <m:sSub>
+                    <m:e>
+                      <m:r>
+                        <m:t xml:space="preserve">γ</m:t>
+                      </m:r>
+                    </m:e>
+                    <m:sub>
+                      <m:r>
+                        <m:t xml:space="preserve">β</m:t>
+                      </m:r>
+                    </m:sub>
+                  </m:sSub>
+                  <m:d>
+                    <m:dPr/>
+                    <m:e>
+                      <m:sSub>
+                        <m:e>
+                          <m:acc>
+                            <m:accPr>
+                              <m:chr m:val="/"/>
+                            </m:accPr>
+                            <m:e>
+                              <m:r>
+                                <m:t xml:space="preserve">q</m:t>
+                              </m:r>
+                            </m:e>
+                          </m:acc>
+                        </m:e>
+                        <m:sub>
+                          <m:r>
+                            <m:t xml:space="preserve">B</m:t>
+                          </m:r>
+                        </m:sub>
+                      </m:sSub>
+                      <m:r>
+                        <m:t xml:space="preserve">+</m:t>
+                      </m:r>
+                      <m:r>
+                        <m:t xml:space="preserve">m</m:t>
+                      </m:r>
+                    </m:e>
+                  </m:d>
+                  <m:sSub>
+                    <m:e>
+                      <m:r>
+                        <m:t xml:space="preserve">γ</m:t>
+                      </m:r>
+                    </m:e>
+                    <m:sub>
+                      <m:r>
+                        <m:t xml:space="preserve">α</m:t>
+                      </m:r>
+                    </m:sub>
+                  </m:sSub>
+                </m:e>
+              </m:d>
             </m:e>
-          </m:acc>
-          <m:r>
-            <m:t xml:space="preserve">′</m:t>
-          </m:r>
-          <m:r>
-            <m:t xml:space="preserve">+</m:t>
-          </m:r>
-          <m:r>
-            <m:t xml:space="preserve">m</m:t>
-          </m:r>
-          <m:sSup>
-            <m:e>
-              <m:r>
-                <m:t xml:space="preserve">γ</m:t>
-              </m:r>
-            </m:e>
-            <m:sup>
-              <m:r>
-                <m:t xml:space="preserve">β</m:t>
-              </m:r>
-            </m:sup>
-          </m:sSup>
-          <m:sSub>
-            <m:e>
-              <m:acc>
-                <m:accPr>
-                  <m:chr m:val="/"/>
-                </m:accPr>
-                <m:e>
-                  <m:r>
-                    <m:t xml:space="preserve">q</m:t>
-                  </m:r>
-                </m:e>
-              </m:acc>
-            </m:e>
-            <m:sub>
-              <m:r>
-                <m:t xml:space="preserve">A</m:t>
-              </m:r>
-            </m:sub>
-          </m:sSub>
-          <m:r>
-            <m:t xml:space="preserve">+</m:t>
-          </m:r>
-          <m:r>
-            <m:t xml:space="preserve">m</m:t>
-          </m:r>
-          <m:sSup>
-            <m:e>
-              <m:r>
-                <m:t xml:space="preserve">γ</m:t>
-              </m:r>
-            </m:e>
-            <m:sup>
-              <m:r>
-                <m:t xml:space="preserve">α</m:t>
-              </m:r>
-            </m:sup>
-          </m:sSup>
-          <m:acc>
-            <m:accPr>
-              <m:chr m:val="/"/>
-            </m:accPr>
-            <m:e>
-              <m:r>
-                <m:t xml:space="preserve">p</m:t>
-              </m:r>
-            </m:e>
-          </m:acc>
-          <m:r>
-            <m:t xml:space="preserve">+</m:t>
-          </m:r>
-          <m:r>
-            <m:t xml:space="preserve">m</m:t>
-          </m:r>
-          <m:sSub>
-            <m:e>
-              <m:r>
-                <m:t xml:space="preserve">γ</m:t>
-              </m:r>
-            </m:e>
-            <m:sub>
-              <m:r>
-                <m:t xml:space="preserve">β</m:t>
-              </m:r>
-            </m:sub>
-          </m:sSub>
-          <m:sSub>
-            <m:e>
-              <m:acc>
-                <m:accPr>
-                  <m:chr m:val="/"/>
-                </m:accPr>
-                <m:e>
-                  <m:r>
-                    <m:t xml:space="preserve">q</m:t>
-                  </m:r>
-                </m:e>
-              </m:acc>
-            </m:e>
-            <m:sub>
-              <m:r>
-                <m:t xml:space="preserve">B</m:t>
-              </m:r>
-            </m:sub>
-          </m:sSub>
-          <m:r>
-            <m:t xml:space="preserve">+</m:t>
-          </m:r>
-          <m:r>
-            <m:t xml:space="preserve">m</m:t>
-          </m:r>
-          <m:sSub>
-            <m:e>
-              <m:r>
-                <m:t xml:space="preserve">γ</m:t>
-              </m:r>
-            </m:e>
-            <m:sub>
-              <m:r>
-                <m:t xml:space="preserve">α</m:t>
-              </m:r>
-            </m:sub>
-          </m:sSub>
-          <m:r>
-            <m:t xml:space="preserve">]</m:t>
-          </m:r>
+          </m:func>
         </m:oMath>
       </m:oMathPara>
     </w:p>
@@ -1387,50 +1559,60 @@
           <m:r>
             <m:t xml:space="preserve">32</m:t>
           </m:r>
-          <m:sSub>
+          <m:d>
+            <m:dPr/>
             <m:e>
+              <m:sSub>
+                <m:e>
+                  <m:r>
+                    <m:t xml:space="preserve">q</m:t>
+                  </m:r>
+                </m:e>
+                <m:sub>
+                  <m:r>
+                    <m:t xml:space="preserve">A</m:t>
+                  </m:r>
+                </m:sub>
+              </m:sSub>
               <m:r>
-                <m:t xml:space="preserve">q</m:t>
+                <m:t xml:space="preserve">·</m:t>
+              </m:r>
+              <m:r>
+                <m:t xml:space="preserve">p</m:t>
               </m:r>
             </m:e>
-            <m:sub>
+          </m:d>
+          <m:d>
+            <m:dPr/>
+            <m:e>
+              <m:sSub>
+                <m:e>
+                  <m:r>
+                    <m:t xml:space="preserve">q</m:t>
+                  </m:r>
+                </m:e>
+                <m:sub>
+                  <m:r>
+                    <m:t xml:space="preserve">A</m:t>
+                  </m:r>
+                </m:sub>
+              </m:sSub>
               <m:r>
-                <m:t xml:space="preserve">A</m:t>
+                <m:t xml:space="preserve">·</m:t>
               </m:r>
-            </m:sub>
-          </m:sSub>
-          <m:r>
-            <m:t xml:space="preserve">·</m:t>
-          </m:r>
-          <m:r>
-            <m:t xml:space="preserve">p</m:t>
-          </m:r>
-          <m:sSub>
-            <m:e>
               <m:r>
-                <m:t xml:space="preserve">q</m:t>
+                <m:t xml:space="preserve">p′</m:t>
               </m:r>
             </m:e>
-            <m:sub>
-              <m:r>
-                <m:t xml:space="preserve">A</m:t>
-              </m:r>
-            </m:sub>
-          </m:sSub>
-          <m:r>
-            <m:t xml:space="preserve">·</m:t>
-          </m:r>
-          <m:r>
-            <m:t xml:space="preserve">p</m:t>
-          </m:r>
-          <m:r>
-            <m:t xml:space="preserve">′</m:t>
-          </m:r>
+          </m:d>
           <m:r>
             <m:t xml:space="preserve">−</m:t>
           </m:r>
           <m:r>
             <m:t xml:space="preserve">16</m:t>
+          </m:r>
+          <m:r>
+            <m:t xml:space="preserve"> </m:t>
           </m:r>
           <m:sSubSup>
             <m:e>
@@ -1449,18 +1631,20 @@
               </m:r>
             </m:sup>
           </m:sSubSup>
-          <m:r>
-            <m:t xml:space="preserve">p</m:t>
-          </m:r>
-          <m:r>
-            <m:t xml:space="preserve">·</m:t>
-          </m:r>
-          <m:r>
-            <m:t xml:space="preserve">p</m:t>
-          </m:r>
-          <m:r>
-            <m:t xml:space="preserve">′</m:t>
-          </m:r>
+          <m:d>
+            <m:dPr/>
+            <m:e>
+              <m:r>
+                <m:t xml:space="preserve">p</m:t>
+              </m:r>
+              <m:r>
+                <m:t xml:space="preserve">·</m:t>
+              </m:r>
+              <m:r>
+                <m:t xml:space="preserve">p′</m:t>
+              </m:r>
+            </m:e>
+          </m:d>
         </m:oMath>
       </m:oMathPara>
     </w:p>
@@ -1494,51 +1678,66 @@
           <m:r>
             <m:t xml:space="preserve">32</m:t>
           </m:r>
-          <m:f>
-            <m:num>
-              <m:r>
-                <m:t xml:space="preserve">s</m:t>
-              </m:r>
-            </m:num>
-            <m:den>
-              <m:r>
-                <m:t xml:space="preserve">2</m:t>
-              </m:r>
-            </m:den>
-          </m:f>
-          <m:f>
-            <m:num>
-              <m:r>
-                <m:t xml:space="preserve">s</m:t>
-              </m:r>
-            </m:num>
-            <m:den>
-              <m:r>
-                <m:t xml:space="preserve">2</m:t>
-              </m:r>
-            </m:den>
-          </m:f>
+          <m:d>
+            <m:dPr/>
+            <m:e>
+              <m:f>
+                <m:num>
+                  <m:r>
+                    <m:t xml:space="preserve">s</m:t>
+                  </m:r>
+                </m:num>
+                <m:den>
+                  <m:r>
+                    <m:t xml:space="preserve">2</m:t>
+                  </m:r>
+                </m:den>
+              </m:f>
+            </m:e>
+          </m:d>
+          <m:d>
+            <m:dPr/>
+            <m:e>
+              <m:f>
+                <m:num>
+                  <m:r>
+                    <m:t xml:space="preserve">s</m:t>
+                  </m:r>
+                </m:num>
+                <m:den>
+                  <m:r>
+                    <m:t xml:space="preserve">2</m:t>
+                  </m:r>
+                </m:den>
+              </m:f>
+            </m:e>
+          </m:d>
           <m:r>
             <m:t xml:space="preserve">−</m:t>
           </m:r>
           <m:r>
             <m:t xml:space="preserve">16s</m:t>
           </m:r>
-          <m:r>
-            <m:t xml:space="preserve">−</m:t>
-          </m:r>
-          <m:f>
-            <m:num>
+          <m:d>
+            <m:dPr/>
+            <m:e>
               <m:r>
-                <m:t xml:space="preserve">t</m:t>
+                <m:t xml:space="preserve">−</m:t>
               </m:r>
-            </m:num>
-            <m:den>
-              <m:r>
-                <m:t xml:space="preserve">2</m:t>
-              </m:r>
-            </m:den>
-          </m:f>
+              <m:f>
+                <m:num>
+                  <m:r>
+                    <m:t xml:space="preserve">t</m:t>
+                  </m:r>
+                </m:num>
+                <m:den>
+                  <m:r>
+                    <m:t xml:space="preserve">2</m:t>
+                  </m:r>
+                </m:den>
+              </m:f>
+            </m:e>
+          </m:d>
           <m:r>
             <m:t xml:space="preserve">=</m:t>
           </m:r>
@@ -1566,15 +1765,20 @@
           <m:r>
             <m:t xml:space="preserve">8s</m:t>
           </m:r>
-          <m:r>
-            <m:t xml:space="preserve">s</m:t>
-          </m:r>
-          <m:r>
-            <m:t xml:space="preserve">+</m:t>
-          </m:r>
-          <m:r>
-            <m:t xml:space="preserve">t</m:t>
-          </m:r>
+          <m:d>
+            <m:dPr/>
+            <m:e>
+              <m:r>
+                <m:t xml:space="preserve">s</m:t>
+              </m:r>
+              <m:r>
+                <m:t xml:space="preserve">+</m:t>
+              </m:r>
+              <m:r>
+                <m:t xml:space="preserve">t</m:t>
+              </m:r>
+            </m:e>
+          </m:d>
           <m:r>
             <m:t xml:space="preserve">=</m:t>
           </m:r>
@@ -1647,31 +1851,13 @@
             </m:sup>
           </m:sSup>
           <m:r>
-            <m:t xml:space="preserve">[</m:t>
+            <m:t xml:space="preserve"> </m:t>
           </m:r>
-          <m:acc>
-            <m:accPr>
-              <m:chr m:val="/"/>
-            </m:accPr>
-            <m:e>
-              <m:r>
-                <m:t xml:space="preserve">p</m:t>
-              </m:r>
-            </m:e>
-          </m:acc>
-          <m:sSub>
-            <m:e>
-              <m:r>
-                <m:t xml:space="preserve">γ</m:t>
-              </m:r>
-            </m:e>
-            <m:sub>
-              <m:r>
-                <m:t xml:space="preserve">β</m:t>
-              </m:r>
-            </m:sub>
-          </m:sSub>
-          <m:sSub>
+          <m:d>
+            <m:dPr>
+              <m:begChr m:val="["/>
+              <m:endChr m:val="]"/>
+            </m:dPr>
             <m:e>
               <m:acc>
                 <m:accPr>
@@ -1679,19 +1865,51 @@
                 </m:accPr>
                 <m:e>
                   <m:r>
-                    <m:t xml:space="preserve">q</m:t>
+                    <m:t xml:space="preserve">p</m:t>
                   </m:r>
                 </m:e>
               </m:acc>
+              <m:r>
+                <m:t xml:space="preserve"> </m:t>
+              </m:r>
+              <m:sSub>
+                <m:e>
+                  <m:r>
+                    <m:t xml:space="preserve">γ</m:t>
+                  </m:r>
+                </m:e>
+                <m:sub>
+                  <m:r>
+                    <m:t xml:space="preserve">β</m:t>
+                  </m:r>
+                </m:sub>
+              </m:sSub>
+              <m:r>
+                <m:t xml:space="preserve"> </m:t>
+              </m:r>
+              <m:sSub>
+                <m:e>
+                  <m:acc>
+                    <m:accPr>
+                      <m:chr m:val="/"/>
+                    </m:accPr>
+                    <m:e>
+                      <m:r>
+                        <m:t xml:space="preserve">q</m:t>
+                      </m:r>
+                    </m:e>
+                  </m:acc>
+                </m:e>
+                <m:sub>
+                  <m:r>
+                    <m:t xml:space="preserve">B</m:t>
+                  </m:r>
+                </m:sub>
+              </m:sSub>
             </m:e>
-            <m:sub>
-              <m:r>
-                <m:t xml:space="preserve">B</m:t>
-              </m:r>
-            </m:sub>
-          </m:sSub>
+          </m:d>
           <m:r>
-            <m:t xml:space="preserve">]</m:t>
+            <m:t xml:space="preserve"> </m:t>
           </m:r>
           <m:sSub>
             <m:e>
@@ -1714,6 +1932,9 @@
           <m:r>
             <m:t xml:space="preserve">2</m:t>
           </m:r>
+          <m:r>
+            <m:t xml:space="preserve"> </m:t>
+          </m:r>
           <m:sSub>
             <m:e>
               <m:acc>
@@ -1733,6 +1954,9 @@
               </m:r>
             </m:sub>
           </m:sSub>
+          <m:r>
+            <m:t xml:space="preserve"> </m:t>
+          </m:r>
           <m:sSub>
             <m:e>
               <m:r>
@@ -1745,6 +1969,9 @@
               </m:r>
             </m:sub>
           </m:sSub>
+          <m:r>
+            <m:t xml:space="preserve"> </m:t>
+          </m:r>
           <m:acc>
             <m:accPr>
               <m:chr m:val="/"/>
@@ -1785,106 +2012,137 @@
           <m:r>
             <m:t xml:space="preserve">=</m:t>
           </m:r>
-          <m:r>
-            <m:t xml:space="preserve">Tr</m:t>
-          </m:r>
-          <m:r>
-            <m:t xml:space="preserve">[</m:t>
-          </m:r>
-          <m:acc>
-            <m:accPr>
-              <m:chr m:val="/"/>
-            </m:accPr>
+          <m:func>
+            <m:fName>
+              <m:r>
+                <m:t xml:space="preserve">Tr</m:t>
+              </m:r>
+            </m:fName>
             <m:e>
-              <m:r>
-                <m:t xml:space="preserve">p</m:t>
-              </m:r>
+              <m:d>
+                <m:dPr>
+                  <m:begChr m:val="["/>
+                  <m:endChr m:val="]"/>
+                </m:dPr>
+                <m:e>
+                  <m:acc>
+                    <m:accPr>
+                      <m:chr m:val="/"/>
+                    </m:accPr>
+                    <m:e>
+                      <m:r>
+                        <m:t xml:space="preserve">p</m:t>
+                      </m:r>
+                    </m:e>
+                  </m:acc>
+                  <m:r>
+                    <m:t xml:space="preserve">′</m:t>
+                  </m:r>
+                  <m:r>
+                    <m:t xml:space="preserve"> </m:t>
+                  </m:r>
+                  <m:sSup>
+                    <m:e>
+                      <m:r>
+                        <m:t xml:space="preserve">γ</m:t>
+                      </m:r>
+                    </m:e>
+                    <m:sup>
+                      <m:r>
+                        <m:t xml:space="preserve">β</m:t>
+                      </m:r>
+                    </m:sup>
+                  </m:sSup>
+                  <m:r>
+                    <m:t xml:space="preserve"> </m:t>
+                  </m:r>
+                  <m:sSub>
+                    <m:e>
+                      <m:acc>
+                        <m:accPr>
+                          <m:chr m:val="/"/>
+                        </m:accPr>
+                        <m:e>
+                          <m:r>
+                            <m:t xml:space="preserve">q</m:t>
+                          </m:r>
+                        </m:e>
+                      </m:acc>
+                    </m:e>
+                    <m:sub>
+                      <m:r>
+                        <m:t xml:space="preserve">A</m:t>
+                      </m:r>
+                    </m:sub>
+                  </m:sSub>
+                  <m:r>
+                    <m:t xml:space="preserve"> </m:t>
+                  </m:r>
+                  <m:d>
+                    <m:dPr/>
+                    <m:e>
+                      <m:r>
+                        <m:t xml:space="preserve">−</m:t>
+                      </m:r>
+                      <m:r>
+                        <m:t xml:space="preserve">2</m:t>
+                      </m:r>
+                      <m:r>
+                        <m:t xml:space="preserve"> </m:t>
+                      </m:r>
+                      <m:sSub>
+                        <m:e>
+                          <m:acc>
+                            <m:accPr>
+                              <m:chr m:val="/"/>
+                            </m:accPr>
+                            <m:e>
+                              <m:r>
+                                <m:t xml:space="preserve">q</m:t>
+                              </m:r>
+                            </m:e>
+                          </m:acc>
+                        </m:e>
+                        <m:sub>
+                          <m:r>
+                            <m:t xml:space="preserve">B</m:t>
+                          </m:r>
+                        </m:sub>
+                      </m:sSub>
+                      <m:r>
+                        <m:t xml:space="preserve"> </m:t>
+                      </m:r>
+                      <m:sSub>
+                        <m:e>
+                          <m:r>
+                            <m:t xml:space="preserve">γ</m:t>
+                          </m:r>
+                        </m:e>
+                        <m:sub>
+                          <m:r>
+                            <m:t xml:space="preserve">β</m:t>
+                          </m:r>
+                        </m:sub>
+                      </m:sSub>
+                      <m:r>
+                        <m:t xml:space="preserve"> </m:t>
+                      </m:r>
+                      <m:acc>
+                        <m:accPr>
+                          <m:chr m:val="/"/>
+                        </m:accPr>
+                        <m:e>
+                          <m:r>
+                            <m:t xml:space="preserve">p</m:t>
+                          </m:r>
+                        </m:e>
+                      </m:acc>
+                    </m:e>
+                  </m:d>
+                </m:e>
+              </m:d>
             </m:e>
-          </m:acc>
-          <m:r>
-            <m:t xml:space="preserve">′</m:t>
-          </m:r>
-          <m:sSup>
-            <m:e>
-              <m:r>
-                <m:t xml:space="preserve">γ</m:t>
-              </m:r>
-            </m:e>
-            <m:sup>
-              <m:r>
-                <m:t xml:space="preserve">β</m:t>
-              </m:r>
-            </m:sup>
-          </m:sSup>
-          <m:sSub>
-            <m:e>
-              <m:acc>
-                <m:accPr>
-                  <m:chr m:val="/"/>
-                </m:accPr>
-                <m:e>
-                  <m:r>
-                    <m:t xml:space="preserve">q</m:t>
-                  </m:r>
-                </m:e>
-              </m:acc>
-            </m:e>
-            <m:sub>
-              <m:r>
-                <m:t xml:space="preserve">A</m:t>
-              </m:r>
-            </m:sub>
-          </m:sSub>
-          <m:r>
-            <m:t xml:space="preserve">−</m:t>
-          </m:r>
-          <m:r>
-            <m:t xml:space="preserve">2</m:t>
-          </m:r>
-          <m:sSub>
-            <m:e>
-              <m:acc>
-                <m:accPr>
-                  <m:chr m:val="/"/>
-                </m:accPr>
-                <m:e>
-                  <m:r>
-                    <m:t xml:space="preserve">q</m:t>
-                  </m:r>
-                </m:e>
-              </m:acc>
-            </m:e>
-            <m:sub>
-              <m:r>
-                <m:t xml:space="preserve">B</m:t>
-              </m:r>
-            </m:sub>
-          </m:sSub>
-          <m:sSub>
-            <m:e>
-              <m:r>
-                <m:t xml:space="preserve">γ</m:t>
-              </m:r>
-            </m:e>
-            <m:sub>
-              <m:r>
-                <m:t xml:space="preserve">β</m:t>
-              </m:r>
-            </m:sub>
-          </m:sSub>
-          <m:acc>
-            <m:accPr>
-              <m:chr m:val="/"/>
-            </m:accPr>
-            <m:e>
-              <m:r>
-                <m:t xml:space="preserve">p</m:t>
-              </m:r>
-            </m:e>
-          </m:acc>
-          <m:r>
-            <m:t xml:space="preserve">]</m:t>
-          </m:r>
+          </m:func>
           <m:r>
             <m:t xml:space="preserve">=</m:t>
           </m:r>
@@ -1895,99 +2153,125 @@
             <m:t xml:space="preserve">2</m:t>
           </m:r>
           <m:r>
-            <m:t xml:space="preserve">Tr</m:t>
+            <m:t xml:space="preserve"> </m:t>
           </m:r>
-          <m:r>
-            <m:t xml:space="preserve">[</m:t>
-          </m:r>
-          <m:acc>
-            <m:accPr>
-              <m:chr m:val="/"/>
-            </m:accPr>
+          <m:func>
+            <m:fName>
+              <m:r>
+                <m:t xml:space="preserve">Tr</m:t>
+              </m:r>
+            </m:fName>
             <m:e>
-              <m:r>
-                <m:t xml:space="preserve">p</m:t>
-              </m:r>
+              <m:d>
+                <m:dPr>
+                  <m:begChr m:val="["/>
+                  <m:endChr m:val="]"/>
+                </m:dPr>
+                <m:e>
+                  <m:acc>
+                    <m:accPr>
+                      <m:chr m:val="/"/>
+                    </m:accPr>
+                    <m:e>
+                      <m:r>
+                        <m:t xml:space="preserve">p</m:t>
+                      </m:r>
+                    </m:e>
+                  </m:acc>
+                  <m:r>
+                    <m:t xml:space="preserve">′</m:t>
+                  </m:r>
+                  <m:r>
+                    <m:t xml:space="preserve"> </m:t>
+                  </m:r>
+                  <m:sSup>
+                    <m:e>
+                      <m:r>
+                        <m:t xml:space="preserve">γ</m:t>
+                      </m:r>
+                    </m:e>
+                    <m:sup>
+                      <m:r>
+                        <m:t xml:space="preserve">β</m:t>
+                      </m:r>
+                    </m:sup>
+                  </m:sSup>
+                  <m:r>
+                    <m:t xml:space="preserve"> </m:t>
+                  </m:r>
+                  <m:sSub>
+                    <m:e>
+                      <m:acc>
+                        <m:accPr>
+                          <m:chr m:val="/"/>
+                        </m:accPr>
+                        <m:e>
+                          <m:r>
+                            <m:t xml:space="preserve">q</m:t>
+                          </m:r>
+                        </m:e>
+                      </m:acc>
+                    </m:e>
+                    <m:sub>
+                      <m:r>
+                        <m:t xml:space="preserve">A</m:t>
+                      </m:r>
+                    </m:sub>
+                  </m:sSub>
+                  <m:r>
+                    <m:t xml:space="preserve"> </m:t>
+                  </m:r>
+                  <m:sSub>
+                    <m:e>
+                      <m:acc>
+                        <m:accPr>
+                          <m:chr m:val="/"/>
+                        </m:accPr>
+                        <m:e>
+                          <m:r>
+                            <m:t xml:space="preserve">q</m:t>
+                          </m:r>
+                        </m:e>
+                      </m:acc>
+                    </m:e>
+                    <m:sub>
+                      <m:r>
+                        <m:t xml:space="preserve">B</m:t>
+                      </m:r>
+                    </m:sub>
+                  </m:sSub>
+                  <m:r>
+                    <m:t xml:space="preserve"> </m:t>
+                  </m:r>
+                  <m:sSub>
+                    <m:e>
+                      <m:r>
+                        <m:t xml:space="preserve">γ</m:t>
+                      </m:r>
+                    </m:e>
+                    <m:sub>
+                      <m:r>
+                        <m:t xml:space="preserve">β</m:t>
+                      </m:r>
+                    </m:sub>
+                  </m:sSub>
+                  <m:r>
+                    <m:t xml:space="preserve"> </m:t>
+                  </m:r>
+                  <m:acc>
+                    <m:accPr>
+                      <m:chr m:val="/"/>
+                    </m:accPr>
+                    <m:e>
+                      <m:r>
+                        <m:t xml:space="preserve">p</m:t>
+                      </m:r>
+                    </m:e>
+                  </m:acc>
+                </m:e>
+              </m:d>
             </m:e>
-          </m:acc>
-          <m:r>
-            <m:t xml:space="preserve">′</m:t>
-          </m:r>
-          <m:sSup>
-            <m:e>
-              <m:r>
-                <m:t xml:space="preserve">γ</m:t>
-              </m:r>
-            </m:e>
-            <m:sup>
-              <m:r>
-                <m:t xml:space="preserve">β</m:t>
-              </m:r>
-            </m:sup>
-          </m:sSup>
-          <m:sSub>
-            <m:e>
-              <m:acc>
-                <m:accPr>
-                  <m:chr m:val="/"/>
-                </m:accPr>
-                <m:e>
-                  <m:r>
-                    <m:t xml:space="preserve">q</m:t>
-                  </m:r>
-                </m:e>
-              </m:acc>
-            </m:e>
-            <m:sub>
-              <m:r>
-                <m:t xml:space="preserve">A</m:t>
-              </m:r>
-            </m:sub>
-          </m:sSub>
-          <m:sSub>
-            <m:e>
-              <m:acc>
-                <m:accPr>
-                  <m:chr m:val="/"/>
-                </m:accPr>
-                <m:e>
-                  <m:r>
-                    <m:t xml:space="preserve">q</m:t>
-                  </m:r>
-                </m:e>
-              </m:acc>
-            </m:e>
-            <m:sub>
-              <m:r>
-                <m:t xml:space="preserve">B</m:t>
-              </m:r>
-            </m:sub>
-          </m:sSub>
-          <m:sSub>
-            <m:e>
-              <m:r>
-                <m:t xml:space="preserve">γ</m:t>
-              </m:r>
-            </m:e>
-            <m:sub>
-              <m:r>
-                <m:t xml:space="preserve">β</m:t>
-              </m:r>
-            </m:sub>
-          </m:sSub>
-          <m:acc>
-            <m:accPr>
-              <m:chr m:val="/"/>
-            </m:accPr>
-            <m:e>
-              <m:r>
-                <m:t xml:space="preserve">p</m:t>
-              </m:r>
-            </m:e>
-          </m:acc>
-          <m:r>
-            <m:t xml:space="preserve">]</m:t>
-          </m:r>
+          </m:func>
         </m:oMath>
       </m:oMathPara>
     </w:p>
@@ -2023,6 +2307,9 @@
               </m:r>
             </m:sup>
           </m:sSup>
+          <m:r>
+            <m:t xml:space="preserve"> </m:t>
+          </m:r>
           <m:sSub>
             <m:e>
               <m:acc>
@@ -2042,6 +2329,9 @@
               </m:r>
             </m:sub>
           </m:sSub>
+          <m:r>
+            <m:t xml:space="preserve"> </m:t>
+          </m:r>
           <m:sSub>
             <m:e>
               <m:acc>
@@ -2061,6 +2351,9 @@
               </m:r>
             </m:sub>
           </m:sSub>
+          <m:r>
+            <m:t xml:space="preserve"> </m:t>
+          </m:r>
           <m:sSub>
             <m:e>
               <m:r>
@@ -2079,33 +2372,44 @@
           <m:r>
             <m:t xml:space="preserve">4</m:t>
           </m:r>
-          <m:sSub>
+          <m:r>
+            <m:t xml:space="preserve"> </m:t>
+          </m:r>
+          <m:d>
+            <m:dPr/>
             <m:e>
+              <m:sSub>
+                <m:e>
+                  <m:r>
+                    <m:t xml:space="preserve">q</m:t>
+                  </m:r>
+                </m:e>
+                <m:sub>
+                  <m:r>
+                    <m:t xml:space="preserve">A</m:t>
+                  </m:r>
+                </m:sub>
+              </m:sSub>
               <m:r>
-                <m:t xml:space="preserve">q</m:t>
+                <m:t xml:space="preserve">·</m:t>
               </m:r>
+              <m:sSub>
+                <m:e>
+                  <m:r>
+                    <m:t xml:space="preserve">q</m:t>
+                  </m:r>
+                </m:e>
+                <m:sub>
+                  <m:r>
+                    <m:t xml:space="preserve">B</m:t>
+                  </m:r>
+                </m:sub>
+              </m:sSub>
             </m:e>
-            <m:sub>
-              <m:r>
-                <m:t xml:space="preserve">A</m:t>
-              </m:r>
-            </m:sub>
-          </m:sSub>
+          </m:d>
           <m:r>
-            <m:t xml:space="preserve">·</m:t>
+            <m:t xml:space="preserve"> </m:t>
           </m:r>
-          <m:sSub>
-            <m:e>
-              <m:r>
-                <m:t xml:space="preserve">q</m:t>
-              </m:r>
-            </m:e>
-            <m:sub>
-              <m:r>
-                <m:t xml:space="preserve">B</m:t>
-              </m:r>
-            </m:sub>
-          </m:sSub>
           <m:r>
             <m:t xml:space="preserve">I</m:t>
           </m:r>
@@ -2146,46 +2450,57 @@
             <m:t xml:space="preserve">2</m:t>
           </m:r>
           <m:r>
-            <m:t xml:space="preserve">Tr</m:t>
+            <m:t xml:space="preserve"> </m:t>
           </m:r>
-          <m:r>
-            <m:t xml:space="preserve">[</m:t>
-          </m:r>
-          <m:acc>
-            <m:accPr>
-              <m:chr m:val="/"/>
-            </m:accPr>
+          <m:func>
+            <m:fName>
+              <m:r>
+                <m:t xml:space="preserve">Tr</m:t>
+              </m:r>
+            </m:fName>
             <m:e>
-              <m:r>
-                <m:t xml:space="preserve">p</m:t>
-              </m:r>
+              <m:d>
+                <m:dPr>
+                  <m:begChr m:val="["/>
+                  <m:endChr m:val="]"/>
+                </m:dPr>
+                <m:e>
+                  <m:acc>
+                    <m:accPr>
+                      <m:chr m:val="/"/>
+                    </m:accPr>
+                    <m:e>
+                      <m:r>
+                        <m:t xml:space="preserve">p</m:t>
+                      </m:r>
+                    </m:e>
+                  </m:acc>
+                  <m:r>
+                    <m:t xml:space="preserve">′</m:t>
+                  </m:r>
+                  <m:r>
+                    <m:t xml:space="preserve">·</m:t>
+                  </m:r>
+                  <m:r>
+                    <m:t xml:space="preserve">0</m:t>
+                  </m:r>
+                  <m:r>
+                    <m:t xml:space="preserve">·</m:t>
+                  </m:r>
+                  <m:acc>
+                    <m:accPr>
+                      <m:chr m:val="/"/>
+                    </m:accPr>
+                    <m:e>
+                      <m:r>
+                        <m:t xml:space="preserve">p</m:t>
+                      </m:r>
+                    </m:e>
+                  </m:acc>
+                </m:e>
+              </m:d>
             </m:e>
-          </m:acc>
-          <m:r>
-            <m:t xml:space="preserve">′</m:t>
-          </m:r>
-          <m:r>
-            <m:t xml:space="preserve">·</m:t>
-          </m:r>
-          <m:r>
-            <m:t xml:space="preserve">0</m:t>
-          </m:r>
-          <m:r>
-            <m:t xml:space="preserve">·</m:t>
-          </m:r>
-          <m:acc>
-            <m:accPr>
-              <m:chr m:val="/"/>
-            </m:accPr>
-            <m:e>
-              <m:r>
-                <m:t xml:space="preserve">p</m:t>
-              </m:r>
-            </m:e>
-          </m:acc>
-          <m:r>
-            <m:t xml:space="preserve">]</m:t>
-          </m:r>
+          </m:func>
           <m:r>
             <m:t xml:space="preserve">=</m:t>
           </m:r>
@@ -2240,30 +2555,37 @@
           <m:r>
             <m:t xml:space="preserve">=</m:t>
           </m:r>
-          <m:r>
-            <m:t xml:space="preserve">p</m:t>
-          </m:r>
-          <m:r>
-            <m:t xml:space="preserve">+</m:t>
-          </m:r>
-          <m:r>
-            <m:t xml:space="preserve">k</m:t>
-          </m:r>
+          <m:d>
+            <m:dPr/>
+            <m:e>
+              <m:r>
+                <m:t xml:space="preserve">p</m:t>
+              </m:r>
+              <m:r>
+                <m:t xml:space="preserve">+</m:t>
+              </m:r>
+              <m:r>
+                <m:t xml:space="preserve">k</m:t>
+              </m:r>
+            </m:e>
+          </m:d>
           <m:r>
             <m:t xml:space="preserve">·</m:t>
           </m:r>
-          <m:r>
-            <m:t xml:space="preserve">p</m:t>
-          </m:r>
-          <m:r>
-            <m:t xml:space="preserve">−</m:t>
-          </m:r>
-          <m:r>
-            <m:t xml:space="preserve">k</m:t>
-          </m:r>
-          <m:r>
-            <m:t xml:space="preserve">′</m:t>
-          </m:r>
+          <m:d>
+            <m:dPr/>
+            <m:e>
+              <m:r>
+                <m:t xml:space="preserve">p</m:t>
+              </m:r>
+              <m:r>
+                <m:t xml:space="preserve">−</m:t>
+              </m:r>
+              <m:r>
+                <m:t xml:space="preserve">k′</m:t>
+              </m:r>
+            </m:e>
+          </m:d>
           <m:r>
             <m:t xml:space="preserve">=</m:t>
           </m:r>
@@ -2289,10 +2611,7 @@
             <m:t xml:space="preserve">·</m:t>
           </m:r>
           <m:r>
-            <m:t xml:space="preserve">k</m:t>
-          </m:r>
-          <m:r>
-            <m:t xml:space="preserve">′</m:t>
+            <m:t xml:space="preserve">k′</m:t>
           </m:r>
           <m:r>
             <m:t xml:space="preserve">+</m:t>
@@ -2316,10 +2635,7 @@
             <m:t xml:space="preserve">·</m:t>
           </m:r>
           <m:r>
-            <m:t xml:space="preserve">k</m:t>
-          </m:r>
-          <m:r>
-            <m:t xml:space="preserve">′</m:t>
+            <m:t xml:space="preserve">k′</m:t>
           </m:r>
         </m:oMath>
       </m:oMathPara>
@@ -2372,21 +2688,26 @@
           <m:r>
             <m:t xml:space="preserve">−</m:t>
           </m:r>
-          <m:r>
-            <m:t xml:space="preserve">−</m:t>
-          </m:r>
-          <m:f>
-            <m:num>
+          <m:d>
+            <m:dPr/>
+            <m:e>
               <m:r>
-                <m:t xml:space="preserve">u</m:t>
+                <m:t xml:space="preserve">−</m:t>
               </m:r>
-            </m:num>
-            <m:den>
-              <m:r>
-                <m:t xml:space="preserve">2</m:t>
-              </m:r>
-            </m:den>
-          </m:f>
+              <m:f>
+                <m:num>
+                  <m:r>
+                    <m:t xml:space="preserve">u</m:t>
+                  </m:r>
+                </m:num>
+                <m:den>
+                  <m:r>
+                    <m:t xml:space="preserve">2</m:t>
+                  </m:r>
+                </m:den>
+              </m:f>
+            </m:e>
+          </m:d>
           <m:r>
             <m:t xml:space="preserve">+</m:t>
           </m:r>
@@ -2405,21 +2726,26 @@
           <m:r>
             <m:t xml:space="preserve">−</m:t>
           </m:r>
-          <m:r>
-            <m:t xml:space="preserve">−</m:t>
-          </m:r>
-          <m:f>
-            <m:num>
+          <m:d>
+            <m:dPr/>
+            <m:e>
               <m:r>
-                <m:t xml:space="preserve">t</m:t>
+                <m:t xml:space="preserve">−</m:t>
               </m:r>
-            </m:num>
-            <m:den>
-              <m:r>
-                <m:t xml:space="preserve">2</m:t>
-              </m:r>
-            </m:den>
-          </m:f>
+              <m:f>
+                <m:num>
+                  <m:r>
+                    <m:t xml:space="preserve">t</m:t>
+                  </m:r>
+                </m:num>
+                <m:den>
+                  <m:r>
+                    <m:t xml:space="preserve">2</m:t>
+                  </m:r>
+                </m:den>
+              </m:f>
+            </m:e>
+          </m:d>
           <m:r>
             <m:t xml:space="preserve">=</m:t>
           </m:r>
@@ -2503,19 +2829,25 @@
             </m:den>
           </m:f>
           <m:r>
+            <m:t xml:space="preserve"> </m:t>
+          </m:r>
+          <m:r>
             <m:t xml:space="preserve">Σ</m:t>
           </m:r>
-          <m:r>
-            <m:t xml:space="preserve">|</m:t>
-          </m:r>
-          <m:r>
-            <m:t xml:space="preserve">ℳ</m:t>
-          </m:r>
-          <m:r>
-            <m:t xml:space="preserve">|</m:t>
-          </m:r>
           <m:sSup>
-            <m:e/>
+            <m:e>
+              <m:d>
+                <m:dPr>
+                  <m:begChr m:val="|"/>
+                  <m:endChr m:val="|"/>
+                </m:dPr>
+                <m:e>
+                  <m:r>
+                    <m:t xml:space="preserve">ℳ</m:t>
+                  </m:r>
+                </m:e>
+              </m:d>
+            </m:e>
             <m:sup>
               <m:r>
                 <m:t xml:space="preserve">2</m:t>
@@ -2547,68 +2879,73 @@
             </m:den>
           </m:f>
           <m:r>
-            <m:t xml:space="preserve">[</m:t>
+            <m:t xml:space="preserve"> </m:t>
           </m:r>
-          <m:r>
-            <m:t xml:space="preserve">−</m:t>
-          </m:r>
-          <m:f>
-            <m:num>
-              <m:r>
-                <m:t xml:space="preserve">8su</m:t>
-              </m:r>
-            </m:num>
-            <m:den>
-              <m:sSup>
-                <m:e>
-                  <m:r>
-                    <m:t xml:space="preserve">s</m:t>
-                  </m:r>
-                </m:e>
-                <m:sup>
-                  <m:r>
-                    <m:t xml:space="preserve">2</m:t>
-                  </m:r>
-                </m:sup>
-              </m:sSup>
-            </m:den>
-          </m:f>
-          <m:r>
-            <m:t xml:space="preserve">+</m:t>
-          </m:r>
-          <m:f>
-            <m:num>
+          <m:d>
+            <m:dPr>
+              <m:begChr m:val="["/>
+              <m:endChr m:val="]"/>
+            </m:dPr>
+            <m:e>
               <m:r>
                 <m:t xml:space="preserve">−</m:t>
               </m:r>
+              <m:f>
+                <m:num>
+                  <m:r>
+                    <m:t xml:space="preserve">8su</m:t>
+                  </m:r>
+                </m:num>
+                <m:den>
+                  <m:sSup>
+                    <m:e>
+                      <m:r>
+                        <m:t xml:space="preserve">s</m:t>
+                      </m:r>
+                    </m:e>
+                    <m:sup>
+                      <m:r>
+                        <m:t xml:space="preserve">2</m:t>
+                      </m:r>
+                    </m:sup>
+                  </m:sSup>
+                </m:den>
+              </m:f>
               <m:r>
-                <m:t xml:space="preserve">8su</m:t>
+                <m:t xml:space="preserve">+</m:t>
               </m:r>
-            </m:num>
-            <m:den>
-              <m:sSup>
-                <m:e>
+              <m:f>
+                <m:num>
                   <m:r>
-                    <m:t xml:space="preserve">u</m:t>
+                    <m:t xml:space="preserve">−</m:t>
                   </m:r>
-                </m:e>
-                <m:sup>
                   <m:r>
-                    <m:t xml:space="preserve">2</m:t>
+                    <m:t xml:space="preserve">8su</m:t>
                   </m:r>
-                </m:sup>
-              </m:sSup>
-            </m:den>
-          </m:f>
-          <m:r>
-            <m:t xml:space="preserve">+</m:t>
-          </m:r>
-          <m:r>
-            <m:t xml:space="preserve">0</m:t>
-          </m:r>
-          <m:r>
-            <m:t xml:space="preserve">]</m:t>
-          </m:r>
+                </m:num>
+                <m:den>
+                  <m:sSup>
+                    <m:e>
+                      <m:r>
+                        <m:t xml:space="preserve">u</m:t>
+                      </m:r>
+                    </m:e>
+                    <m:sup>
+                      <m:r>
+                        <m:t xml:space="preserve">2</m:t>
+                      </m:r>
+                    </m:sup>
+                  </m:sSup>
+                </m:den>
+              </m:f>
+              <m:r>
+                <m:t xml:space="preserve">+</m:t>
+              </m:r>
+              <m:r>
+                <m:t xml:space="preserve">0</m:t>
+              </m:r>
+            </m:e>
+          </m:d>
           <m:r>
             <m:t xml:space="preserve">=</m:t>
           </m:r>
@@ -2634,41 +2971,46 @@
             </m:den>
           </m:f>
           <m:r>
-            <m:t xml:space="preserve">[</m:t>
+            <m:t xml:space="preserve"> </m:t>
           </m:r>
-          <m:r>
-            <m:t xml:space="preserve">−</m:t>
-          </m:r>
-          <m:f>
-            <m:num>
+          <m:d>
+            <m:dPr>
+              <m:begChr m:val="["/>
+              <m:endChr m:val="]"/>
+            </m:dPr>
+            <m:e>
               <m:r>
-                <m:t xml:space="preserve">8u</m:t>
+                <m:t xml:space="preserve">−</m:t>
               </m:r>
-            </m:num>
-            <m:den>
+              <m:f>
+                <m:num>
+                  <m:r>
+                    <m:t xml:space="preserve">8u</m:t>
+                  </m:r>
+                </m:num>
+                <m:den>
+                  <m:r>
+                    <m:t xml:space="preserve">s</m:t>
+                  </m:r>
+                </m:den>
+              </m:f>
               <m:r>
-                <m:t xml:space="preserve">s</m:t>
+                <m:t xml:space="preserve">−</m:t>
               </m:r>
-            </m:den>
-          </m:f>
-          <m:r>
-            <m:t xml:space="preserve">−</m:t>
-          </m:r>
-          <m:f>
-            <m:num>
-              <m:r>
-                <m:t xml:space="preserve">8s</m:t>
-              </m:r>
-            </m:num>
-            <m:den>
-              <m:r>
-                <m:t xml:space="preserve">u</m:t>
-              </m:r>
-            </m:den>
-          </m:f>
-          <m:r>
-            <m:t xml:space="preserve">]</m:t>
-          </m:r>
+              <m:f>
+                <m:num>
+                  <m:r>
+                    <m:t xml:space="preserve">8s</m:t>
+                  </m:r>
+                </m:num>
+                <m:den>
+                  <m:r>
+                    <m:t xml:space="preserve">u</m:t>
+                  </m:r>
+                </m:den>
+              </m:f>
+            </m:e>
+          </m:d>
           <m:r>
             <m:t xml:space="preserve">=</m:t>
           </m:r>
@@ -2677,6 +3019,9 @@
           </m:r>
           <m:r>
             <m:t xml:space="preserve">2</m:t>
+          </m:r>
+          <m:r>
+            <m:t xml:space="preserve"> </m:t>
           </m:r>
           <m:sSup>
             <m:e>
@@ -2690,33 +3035,41 @@
               </m:r>
             </m:sup>
           </m:sSup>
-          <m:f>
-            <m:num>
+          <m:r>
+            <m:t xml:space="preserve"> </m:t>
+          </m:r>
+          <m:d>
+            <m:dPr/>
+            <m:e>
+              <m:f>
+                <m:num>
+                  <m:r>
+                    <m:t xml:space="preserve">s</m:t>
+                  </m:r>
+                </m:num>
+                <m:den>
+                  <m:r>
+                    <m:t xml:space="preserve">u</m:t>
+                  </m:r>
+                </m:den>
+              </m:f>
               <m:r>
-                <m:t xml:space="preserve">s</m:t>
+                <m:t xml:space="preserve">+</m:t>
               </m:r>
-            </m:num>
-            <m:den>
-              <m:r>
-                <m:t xml:space="preserve">u</m:t>
-              </m:r>
-            </m:den>
-          </m:f>
-          <m:r>
-            <m:t xml:space="preserve">+</m:t>
-          </m:r>
-          <m:f>
-            <m:num>
-              <m:r>
-                <m:t xml:space="preserve">u</m:t>
-              </m:r>
-            </m:num>
-            <m:den>
-              <m:r>
-                <m:t xml:space="preserve">s</m:t>
-              </m:r>
-            </m:den>
-          </m:f>
+              <m:f>
+                <m:num>
+                  <m:r>
+                    <m:t xml:space="preserve">u</m:t>
+                  </m:r>
+                </m:num>
+                <m:den>
+                  <m:r>
+                    <m:t xml:space="preserve">s</m:t>
+                  </m:r>
+                </m:den>
+              </m:f>
+            </m:e>
+          </m:d>
         </m:oMath>
       </m:oMathPara>
     </w:p>
